--- a/manuale/Manuale_utente_Superba.docx
+++ b/manuale/Manuale_utente_Superba.docx
@@ -4,180 +4,357 @@
   <w:body>
     <w:p>
       <w:pPr>
-        <w:pStyle w:val="Title"/>
+        <w:spacing w:before="1500"/>
+        <w:jc w:val="center"/>
       </w:pPr>
       <w:r>
-        <w:t>Manuale utente Superba</w:t>
+        <w:rPr>
+          <w:b/>
+          <w:color w:val="B08124"/>
+          <w:sz w:val="20"/>
+        </w:rPr>
+        <w:t>SUPERBA SUBBUTEO CLUB</w:t>
+      </w:r>
+    </w:p>
+    <w:p>
+      <w:pPr>
+        <w:pStyle w:val="Title"/>
+        <w:jc w:val="center"/>
+        <w:shd w:fill="112F53"/>
+      </w:pPr>
+      <w:r>
+        <w:rPr>
+          <w:color w:val="FFFFFF"/>
+        </w:rPr>
+        <w:t>Il portale dei tornei Subbuteo</w:t>
+      </w:r>
+    </w:p>
+    <w:p>
+      <w:pPr>
+        <w:jc w:val="center"/>
+      </w:pPr>
+      <w:r>
+        <w:rPr>
+          <w:b/>
+          <w:color w:val="B08124"/>
+          <w:sz w:val="34"/>
+        </w:rPr>
+        <w:t>Manuale utente</w:t>
+      </w:r>
+    </w:p>
+    <w:p>
+      <w:pPr>
+        <w:spacing w:before="360"/>
+        <w:jc w:val="center"/>
+      </w:pPr>
+      <w:r>
+        <w:t>Le funzioni principali, spiegate con parole semplici e schermate dello smartphone.</w:t>
+      </w:r>
+    </w:p>
+    <w:p>
+      <w:pPr>
+        <w:jc w:val="center"/>
+      </w:pPr>
+      <w:r>
+        <w:t>Le schermate del Campionato Superba 26–27 sono reali; gli esempi di creazione sono dimostrativi e non modificano i tornei del club.</w:t>
+      </w:r>
+    </w:p>
+    <w:p>
+      <w:pPr>
+        <w:spacing w:before="500"/>
+        <w:jc w:val="center"/>
+      </w:pPr>
+      <w:r>
+        <w:rPr>
+          <w:color w:val="506880"/>
+          <w:sz w:val="18"/>
+        </w:rPr>
+        <w:t>Edizione 1.0 · Settembre 2026 · Max Ferrando alias Legnaro72</w:t>
       </w:r>
     </w:p>
     <w:p>
       <w:r>
-        <w:rPr>
-          <w:b/>
-          <w:color w:val="102E55"/>
-          <w:sz w:val="30"/>
-        </w:rPr>
-        <w:t>Guida per smartphone</w:t>
+        <w:br w:type="page"/>
       </w:r>
     </w:p>
     <w:p>
+      <w:bookmarkStart w:id="1" w:name="sommario"/>
+      <w:pPr>
+        <w:pStyle w:val="Heading1"/>
+      </w:pPr>
       <w:r>
-        <w:t>Il portale riunisce panoramica, gestione del club, tornei all’italiana, svizzeri e fasi finali. Questa guida mostra come trovare una competizione, crearla e seguirla dall’accesso fino alla conclusione.</w:t>
+        <w:t>Sommario</w:t>
       </w:r>
+      <w:bookmarkEnd w:id="1"/>
     </w:p>
     <w:p>
       <w:r>
-        <w:t>Le schermate del Campionato Superba 26 27 sono reali. Le immagini di svizzero, fasi finali e dei moduli di creazione provengono da una demo locale e non modificano il database reale.</w:t>
+        <w:t>Tocca un titolo per andare direttamente alla sezione.</w:t>
       </w:r>
     </w:p>
     <w:p>
       <w:pPr>
-        <w:pStyle w:val="Heading2"/>
+        <w:spacing w:after="160"/>
       </w:pPr>
       <w:r>
-        <w:t>Sommario</w:t>
+        <w:rPr>
+          <w:color w:val="B08124"/>
+        </w:rPr>
+        <w:t xml:space="preserve">01   </w:t>
       </w:r>
-    </w:p>
-    <w:p>
-      <w:pPr>
-        <w:spacing w:after="80"/>
-      </w:pPr>
-      <w:hyperlink w:anchor="sec_1">
+      <w:hyperlink w:anchor="accesso">
         <w:r>
           <w:rPr>
-            <w:color w:val="1D4B81"/>
+            <w:color w:val="15355B"/>
           </w:rPr>
-          <w:t>01   Entra e trova il torneo</w:t>
+          <w:t>Entra e trova il torneo</w:t>
         </w:r>
       </w:hyperlink>
     </w:p>
     <w:p>
       <w:pPr>
-        <w:spacing w:after="80"/>
+        <w:spacing w:after="160"/>
       </w:pPr>
-      <w:hyperlink w:anchor="sec_2">
+      <w:r>
+        <w:rPr>
+          <w:color w:val="B08124"/>
+        </w:rPr>
+        <w:t xml:space="preserve">02   </w:t>
+      </w:r>
+      <w:hyperlink w:anchor="risultati">
         <w:r>
           <w:rPr>
-            <w:color w:val="1D4B81"/>
+            <w:color w:val="15355B"/>
           </w:rPr>
-          <w:t>02   Segui e registra i risultati</w:t>
+          <w:t>Segui e registra i risultati</w:t>
         </w:r>
       </w:hyperlink>
     </w:p>
     <w:p>
       <w:pPr>
-        <w:spacing w:after="80"/>
+        <w:spacing w:after="160"/>
       </w:pPr>
-      <w:hyperlink w:anchor="sec_3">
+      <w:r>
+        <w:rPr>
+          <w:color w:val="B08124"/>
+        </w:rPr>
+        <w:t xml:space="preserve">03   </w:t>
+      </w:r>
+      <w:hyperlink w:anchor="filtri">
         <w:r>
           <w:rPr>
-            <w:color w:val="1D4B81"/>
+            <w:color w:val="15355B"/>
           </w:rPr>
-          <w:t>03   Trova subito ciò che cerchi</w:t>
+          <w:t>Trova subito ciò che cerchi</w:t>
         </w:r>
       </w:hyperlink>
     </w:p>
     <w:p>
       <w:pPr>
-        <w:spacing w:after="80"/>
+        <w:spacing w:after="160"/>
       </w:pPr>
-      <w:hyperlink w:anchor="sec_4">
+      <w:r>
+        <w:rPr>
+          <w:color w:val="B08124"/>
+        </w:rPr>
+        <w:t xml:space="preserve">04   </w:t>
+      </w:r>
+      <w:hyperlink w:anchor="formule">
         <w:r>
           <w:rPr>
-            <w:color w:val="1D4B81"/>
+            <w:color w:val="15355B"/>
           </w:rPr>
-          <w:t>04   Scegli la formula giusta</w:t>
+          <w:t>Scegli la formula giusta</w:t>
         </w:r>
       </w:hyperlink>
     </w:p>
     <w:p>
       <w:pPr>
-        <w:spacing w:after="80"/>
+        <w:spacing w:after="160"/>
       </w:pPr>
-      <w:hyperlink w:anchor="sec_5">
+      <w:r>
+        <w:rPr>
+          <w:color w:val="B08124"/>
+        </w:rPr>
+        <w:t xml:space="preserve">05   </w:t>
+      </w:r>
+      <w:hyperlink w:anchor="club">
         <w:r>
           <w:rPr>
-            <w:color w:val="1D4B81"/>
+            <w:color w:val="15355B"/>
           </w:rPr>
-          <w:t>05   Condividi e gestisci il club</w:t>
+          <w:t>Condividi e gestisci il club</w:t>
         </w:r>
       </w:hyperlink>
     </w:p>
     <w:p>
       <w:pPr>
-        <w:spacing w:after="80"/>
+        <w:spacing w:after="160"/>
       </w:pPr>
-      <w:hyperlink w:anchor="sec_6">
+      <w:r>
+        <w:rPr>
+          <w:color w:val="B08124"/>
+        </w:rPr>
+        <w:t xml:space="preserve">06   </w:t>
+      </w:r>
+      <w:hyperlink w:anchor="giocatori">
         <w:r>
           <w:rPr>
-            <w:color w:val="1D4B81"/>
+            <w:color w:val="15355B"/>
           </w:rPr>
-          <w:t>06   Giocatori e palmarès</w:t>
+          <w:t>Giocatori e palmarès</w:t>
         </w:r>
       </w:hyperlink>
     </w:p>
     <w:p>
       <w:pPr>
-        <w:spacing w:after="80"/>
+        <w:spacing w:after="160"/>
       </w:pPr>
-      <w:hyperlink w:anchor="sec_7">
+      <w:r>
+        <w:rPr>
+          <w:color w:val="B08124"/>
+        </w:rPr>
+        <w:t xml:space="preserve">07   </w:t>
+      </w:r>
+      <w:hyperlink w:anchor="archivio">
         <w:r>
           <w:rPr>
-            <w:color w:val="1D4B81"/>
+            <w:color w:val="15355B"/>
           </w:rPr>
-          <w:t>07   Archivio ed eliminazioni</w:t>
+          <w:t>Archivio ed eliminazioni</w:t>
         </w:r>
       </w:hyperlink>
     </w:p>
     <w:p>
       <w:pPr>
-        <w:spacing w:after="80"/>
+        <w:spacing w:after="160"/>
       </w:pPr>
-      <w:hyperlink w:anchor="sec_8">
+      <w:r>
+        <w:rPr>
+          <w:color w:val="B08124"/>
+        </w:rPr>
+        <w:t xml:space="preserve">08   </w:t>
+      </w:r>
+      <w:hyperlink w:anchor="italiana">
         <w:r>
           <w:rPr>
-            <w:color w:val="1D4B81"/>
+            <w:color w:val="15355B"/>
           </w:rPr>
-          <w:t>08   Crea un campionato in tre passi</w:t>
+          <w:t>Crea un torneo all’italiana</w:t>
         </w:r>
       </w:hyperlink>
     </w:p>
     <w:p>
       <w:pPr>
-        <w:spacing w:after="80"/>
+        <w:spacing w:after="160"/>
       </w:pPr>
-      <w:hyperlink w:anchor="sec_9">
+      <w:r>
+        <w:rPr>
+          <w:color w:val="B08124"/>
+        </w:rPr>
+        <w:t xml:space="preserve">09   </w:t>
+      </w:r>
+      <w:hyperlink w:anchor="svizzero">
         <w:r>
           <w:rPr>
-            <w:color w:val="1D4B81"/>
+            <w:color w:val="15355B"/>
           </w:rPr>
-          <w:t>09   Crea e fai avanzare i turni</w:t>
+          <w:t>Crea un torneo svizzero</w:t>
         </w:r>
       </w:hyperlink>
     </w:p>
     <w:p>
       <w:pPr>
-        <w:spacing w:after="80"/>
+        <w:spacing w:after="160"/>
       </w:pPr>
-      <w:hyperlink w:anchor="sec_10">
+      <w:r>
+        <w:rPr>
+          <w:color w:val="B08124"/>
+        </w:rPr>
+        <w:t xml:space="preserve">10   </w:t>
+      </w:r>
+      <w:hyperlink w:anchor="finali">
         <w:r>
           <w:rPr>
-            <w:color w:val="1D4B81"/>
+            <w:color w:val="15355B"/>
           </w:rPr>
-          <w:t>10   Dai qualificati alla finale</w:t>
+          <w:t>Dai qualificati alla finale</w:t>
         </w:r>
       </w:hyperlink>
     </w:p>
     <w:p>
       <w:pPr>
-        <w:spacing w:after="80"/>
+        <w:spacing w:after="160"/>
       </w:pPr>
-      <w:hyperlink w:anchor="sec_11">
+      <w:r>
+        <w:rPr>
+          <w:color w:val="B08124"/>
+        </w:rPr>
+        <w:t xml:space="preserve">11   </w:t>
+      </w:r>
+      <w:hyperlink w:anchor="stemmi">
         <w:r>
           <w:rPr>
-            <w:color w:val="1D4B81"/>
+            <w:color w:val="15355B"/>
           </w:rPr>
-          <w:t>11   Dopo ogni giornata</w:t>
+          <w:t>Bandiere e stemmi</w:t>
+        </w:r>
+      </w:hyperlink>
+    </w:p>
+    <w:p>
+      <w:pPr>
+        <w:spacing w:after="160"/>
+      </w:pPr>
+      <w:r>
+        <w:rPr>
+          <w:color w:val="B08124"/>
+        </w:rPr>
+        <w:t xml:space="preserve">12   </w:t>
+      </w:r>
+      <w:hyperlink w:anchor="editor">
+        <w:r>
+          <w:rPr>
+            <w:color w:val="15355B"/>
+          </w:rPr>
+          <w:t>Disegna uno stemma</w:t>
+        </w:r>
+      </w:hyperlink>
+    </w:p>
+    <w:p>
+      <w:pPr>
+        <w:spacing w:after="160"/>
+      </w:pPr>
+      <w:r>
+        <w:rPr>
+          <w:color w:val="B08124"/>
+        </w:rPr>
+        <w:t xml:space="preserve">13   </w:t>
+      </w:r>
+      <w:hyperlink w:anchor="giornata">
+        <w:r>
+          <w:rPr>
+            <w:color w:val="15355B"/>
+          </w:rPr>
+          <w:t>Dopo ogni giornata</w:t>
+        </w:r>
+      </w:hyperlink>
+    </w:p>
+    <w:p>
+      <w:pPr>
+        <w:spacing w:after="160"/>
+      </w:pPr>
+      <w:r>
+        <w:rPr>
+          <w:color w:val="B08124"/>
+        </w:rPr>
+        <w:t xml:space="preserve">14   </w:t>
+      </w:r>
+      <w:hyperlink w:anchor="informazioni">
+        <w:r>
+          <w:rPr>
+            <w:color w:val="15355B"/>
+          </w:rPr>
+          <w:t>Manuale e informazioni</w:t>
         </w:r>
       </w:hyperlink>
     </w:p>
@@ -187,158 +364,283 @@
       </w:r>
     </w:p>
     <w:p>
+      <w:bookmarkStart w:id="2" w:name="figure"/>
       <w:pPr>
         <w:pStyle w:val="Heading1"/>
       </w:pPr>
       <w:r>
         <w:t>Lista delle figure</w:t>
       </w:r>
+      <w:bookmarkEnd w:id="2"/>
     </w:p>
     <w:p>
       <w:r>
-        <w:t>Seleziona una voce per raggiungere la figura nella guida.</w:t>
+        <w:t>Tocca una figura per raggiungerla nel documento.</w:t>
       </w:r>
     </w:p>
     <w:p>
       <w:pPr>
-        <w:spacing w:after="200"/>
+        <w:spacing w:after="140"/>
       </w:pPr>
-      <w:hyperlink w:anchor="fig_1">
+      <w:r>
+        <w:rPr>
+          <w:color w:val="B08124"/>
+        </w:rPr>
+        <w:t xml:space="preserve">01   </w:t>
+      </w:r>
+      <w:hyperlink w:anchor="fig1">
         <w:r>
           <w:rPr>
-            <w:color w:val="1D4B81"/>
+            <w:color w:val="15355B"/>
           </w:rPr>
-          <w:t>Figura 1  Panoramica reale con Campionato Superba 26 27</w:t>
+          <w:t>Panoramica reale del Campionato Superba 26–27</w:t>
         </w:r>
       </w:hyperlink>
     </w:p>
     <w:p>
       <w:pPr>
-        <w:spacing w:after="200"/>
+        <w:spacing w:after="140"/>
       </w:pPr>
-      <w:hyperlink w:anchor="fig_2">
+      <w:r>
+        <w:rPr>
+          <w:color w:val="B08124"/>
+        </w:rPr>
+        <w:t xml:space="preserve">02   </w:t>
+      </w:r>
+      <w:hyperlink w:anchor="fig2">
         <w:r>
           <w:rPr>
-            <w:color w:val="1D4B81"/>
+            <w:color w:val="15355B"/>
           </w:rPr>
-          <w:t>Figura 2  Risultati reali della prima giornata</w:t>
+          <w:t>Risultati reali della prima giornata</w:t>
         </w:r>
       </w:hyperlink>
     </w:p>
     <w:p>
       <w:pPr>
-        <w:spacing w:after="200"/>
+        <w:spacing w:after="140"/>
       </w:pPr>
-      <w:hyperlink w:anchor="fig_3">
+      <w:r>
+        <w:rPr>
+          <w:color w:val="B08124"/>
+        </w:rPr>
+        <w:t xml:space="preserve">03   </w:t>
+      </w:r>
+      <w:hyperlink w:anchor="fig3">
         <w:r>
           <w:rPr>
-            <w:color w:val="1D4B81"/>
+            <w:color w:val="15355B"/>
           </w:rPr>
-          <w:t>Figura 3  Filtri e classifica del torneo reale</w:t>
+          <w:t>Filtri e classifica del torneo reale</w:t>
         </w:r>
       </w:hyperlink>
     </w:p>
     <w:p>
       <w:pPr>
-        <w:spacing w:after="200"/>
+        <w:spacing w:after="140"/>
       </w:pPr>
-      <w:hyperlink w:anchor="fig_4">
+      <w:r>
+        <w:rPr>
+          <w:color w:val="B08124"/>
+        </w:rPr>
+        <w:t xml:space="preserve">04   </w:t>
+      </w:r>
+      <w:hyperlink w:anchor="fig4">
         <w:r>
           <w:rPr>
-            <w:color w:val="1D4B81"/>
+            <w:color w:val="15355B"/>
           </w:rPr>
-          <w:t>Figura 4  Scelta della formula e avvio del campionato nella demo</w:t>
+          <w:t>Scelta della formula nella demo</w:t>
         </w:r>
       </w:hyperlink>
     </w:p>
     <w:p>
       <w:pPr>
-        <w:spacing w:after="200"/>
+        <w:spacing w:after="140"/>
       </w:pPr>
-      <w:hyperlink w:anchor="fig_5">
+      <w:r>
+        <w:rPr>
+          <w:color w:val="B08124"/>
+        </w:rPr>
+        <w:t xml:space="preserve">05   </w:t>
+      </w:r>
+      <w:hyperlink w:anchor="fig5">
         <w:r>
           <w:rPr>
-            <w:color w:val="1D4B81"/>
+            <w:color w:val="15355B"/>
           </w:rPr>
-          <w:t>Figura 5  Comandi del torneo reale e pagina Club dimostrativa</w:t>
+          <w:t>Comandi del torneo e pagina Club</w:t>
         </w:r>
       </w:hyperlink>
     </w:p>
     <w:p>
       <w:pPr>
-        <w:spacing w:after="200"/>
+        <w:spacing w:after="140"/>
       </w:pPr>
-      <w:hyperlink w:anchor="fig_6">
+      <w:r>
+        <w:rPr>
+          <w:color w:val="B08124"/>
+        </w:rPr>
+        <w:t xml:space="preserve">06   </w:t>
+      </w:r>
+      <w:hyperlink w:anchor="fig6">
         <w:r>
           <w:rPr>
-            <w:color w:val="1D4B81"/>
+            <w:color w:val="15355B"/>
           </w:rPr>
-          <w:t>Figura 6  Nuovo giocatore e palmarès nella demo</w:t>
+          <w:t>Nuovo giocatore e palmarès nella demo</w:t>
         </w:r>
       </w:hyperlink>
     </w:p>
     <w:p>
       <w:pPr>
-        <w:spacing w:after="200"/>
+        <w:spacing w:after="140"/>
       </w:pPr>
-      <w:hyperlink w:anchor="fig_7">
+      <w:r>
+        <w:rPr>
+          <w:color w:val="B08124"/>
+        </w:rPr>
+        <w:t xml:space="preserve">07   </w:t>
+      </w:r>
+      <w:hyperlink w:anchor="fig7">
         <w:r>
           <w:rPr>
-            <w:color w:val="1D4B81"/>
+            <w:color w:val="15355B"/>
           </w:rPr>
-          <w:t>Figura 7  Archivio tornei nella demo</w:t>
+          <w:t>Archivio tornei nella demo</w:t>
         </w:r>
       </w:hyperlink>
     </w:p>
     <w:p>
       <w:pPr>
-        <w:spacing w:after="200"/>
+        <w:spacing w:after="140"/>
       </w:pPr>
-      <w:hyperlink w:anchor="fig_8">
+      <w:r>
+        <w:rPr>
+          <w:color w:val="B08124"/>
+        </w:rPr>
+        <w:t xml:space="preserve">08   </w:t>
+      </w:r>
+      <w:hyperlink w:anchor="fig8">
         <w:r>
           <w:rPr>
-            <w:color w:val="1D4B81"/>
+            <w:color w:val="15355B"/>
           </w:rPr>
-          <w:t>Figura 8  I tre passi del campionato nella demo</w:t>
+          <w:t>Tre passi nella demo mobile aggiornata</w:t>
         </w:r>
       </w:hyperlink>
     </w:p>
     <w:p>
       <w:pPr>
-        <w:spacing w:after="200"/>
+        <w:spacing w:after="140"/>
       </w:pPr>
-      <w:hyperlink w:anchor="fig_9">
+      <w:r>
+        <w:rPr>
+          <w:color w:val="B08124"/>
+        </w:rPr>
+        <w:t xml:space="preserve">09   </w:t>
+      </w:r>
+      <w:hyperlink w:anchor="fig9">
         <w:r>
           <w:rPr>
-            <w:color w:val="1D4B81"/>
+            <w:color w:val="15355B"/>
           </w:rPr>
-          <w:t>Figura 9  Creazione del torneo svizzero nella demo</w:t>
+          <w:t>Due passi nella demo mobile aggiornata</w:t>
         </w:r>
       </w:hyperlink>
     </w:p>
     <w:p>
       <w:pPr>
-        <w:spacing w:after="200"/>
+        <w:spacing w:after="140"/>
       </w:pPr>
-      <w:hyperlink w:anchor="fig_10">
+      <w:r>
+        <w:rPr>
+          <w:color w:val="B08124"/>
+        </w:rPr>
+        <w:t xml:space="preserve">10   </w:t>
+      </w:r>
+      <w:hyperlink w:anchor="fig10">
         <w:r>
           <w:rPr>
-            <w:color w:val="1D4B81"/>
+            <w:color w:val="15355B"/>
           </w:rPr>
-          <w:t>Figura 10  Creazione delle fasi finali nella demo</w:t>
+          <w:t>Creazione delle fasi finali nella demo</w:t>
         </w:r>
       </w:hyperlink>
     </w:p>
     <w:p>
       <w:pPr>
-        <w:spacing w:after="200"/>
+        <w:spacing w:after="140"/>
       </w:pPr>
-      <w:hyperlink w:anchor="fig_11">
+      <w:r>
+        <w:rPr>
+          <w:color w:val="B08124"/>
+        </w:rPr>
+        <w:t xml:space="preserve">11   </w:t>
+      </w:r>
+      <w:hyperlink w:anchor="fig11">
         <w:r>
           <w:rPr>
-            <w:color w:val="1D4B81"/>
+            <w:color w:val="15355B"/>
           </w:rPr>
-          <w:t>Figura 11  Campionato Superba 26 27 aperto nel portale reale</w:t>
+          <w:t>Scelta manuale quando il riconoscimento non basta</w:t>
+        </w:r>
+      </w:hyperlink>
+    </w:p>
+    <w:p>
+      <w:pPr>
+        <w:spacing w:after="140"/>
+      </w:pPr>
+      <w:r>
+        <w:rPr>
+          <w:color w:val="B08124"/>
+        </w:rPr>
+        <w:t xml:space="preserve">12   </w:t>
+      </w:r>
+      <w:hyperlink w:anchor="fig12">
+        <w:r>
+          <w:rPr>
+            <w:color w:val="15355B"/>
+          </w:rPr>
+          <w:t>Editor e anteprima dello stemma personale</w:t>
+        </w:r>
+      </w:hyperlink>
+    </w:p>
+    <w:p>
+      <w:pPr>
+        <w:spacing w:after="140"/>
+      </w:pPr>
+      <w:r>
+        <w:rPr>
+          <w:color w:val="B08124"/>
+        </w:rPr>
+        <w:t xml:space="preserve">13   </w:t>
+      </w:r>
+      <w:hyperlink w:anchor="fig13">
+        <w:r>
+          <w:rPr>
+            <w:color w:val="15355B"/>
+          </w:rPr>
+          <w:t>Campionato Superba 26–27 nel portale reale</w:t>
+        </w:r>
+      </w:hyperlink>
+    </w:p>
+    <w:p>
+      <w:pPr>
+        <w:spacing w:after="140"/>
+      </w:pPr>
+      <w:r>
+        <w:rPr>
+          <w:color w:val="B08124"/>
+        </w:rPr>
+        <w:t xml:space="preserve">14   </w:t>
+      </w:r>
+      <w:hyperlink w:anchor="fig14">
+        <w:r>
+          <w:rPr>
+            <w:color w:val="15355B"/>
+          </w:rPr>
+          <w:t>Pannello Info nella demo mobile</w:t>
         </w:r>
       </w:hyperlink>
     </w:p>
@@ -348,31 +650,29 @@
       </w:r>
     </w:p>
     <w:p>
-      <w:bookmarkStart w:id="101" w:name="sec_1"/>
+      <w:bookmarkStart w:id="10" w:name="accesso"/>
       <w:pPr>
         <w:pStyle w:val="Heading1"/>
       </w:pPr>
       <w:r>
         <w:t>Entra e trova il torneo</w:t>
       </w:r>
-      <w:bookmarkEnd w:id="101"/>
+      <w:bookmarkEnd w:id="10"/>
     </w:p>
     <w:p>
-      <w:pPr>
-        <w:spacing w:after="300"/>
-      </w:pPr>
       <w:r>
         <w:t>La Panoramica è il punto di partenza per aprire le competizioni.</w:t>
       </w:r>
     </w:p>
     <w:p>
       <w:pPr>
+        <w:spacing w:after="80"/>
         <w:jc w:val="center"/>
       </w:pPr>
       <w:r>
         <w:drawing>
           <wp:inline xmlns:a="http://schemas.openxmlformats.org/drawingml/2006/main" xmlns:pic="http://schemas.openxmlformats.org/drawingml/2006/picture">
-            <wp:extent cx="6080760" cy="4343400"/>
+            <wp:extent cx="6120000" cy="4371429"/>
             <wp:docPr id="1" name="Picture 1"/>
             <wp:cNvGraphicFramePr>
               <a:graphicFrameLocks noChangeAspect="1"/>
@@ -381,7 +681,7 @@
               <a:graphicData uri="http://schemas.openxmlformats.org/drawingml/2006/picture">
                 <pic:pic>
                   <pic:nvPicPr>
-                    <pic:cNvPr id="0" name="figura-01.png"/>
+                    <pic:cNvPr id="0" name="old_fig1.png"/>
                     <pic:cNvPicPr/>
                   </pic:nvPicPr>
                   <pic:blipFill>
@@ -393,7 +693,7 @@
                   <pic:spPr>
                     <a:xfrm>
                       <a:off x="0" y="0"/>
-                      <a:ext cx="6080760" cy="4343400"/>
+                      <a:ext cx="6120000" cy="4371429"/>
                     </a:xfrm>
                     <a:prstGeom prst="rect"/>
                   </pic:spPr>
@@ -405,58 +705,55 @@
       </w:r>
     </w:p>
     <w:p>
-      <w:bookmarkStart w:id="201" w:name="fig_1"/>
+      <w:bookmarkStart w:id="101" w:name="fig1"/>
       <w:pPr>
-        <w:pStyle w:val="FigureCaption"/>
-      </w:pPr>
-      <w:r>
-        <w:t>Figura 1  Panoramica reale con Campionato Superba 26 27</w:t>
-      </w:r>
-      <w:bookmarkEnd w:id="201"/>
-    </w:p>
-    <w:p>
-      <w:pPr>
-        <w:ind w:left="403" w:hanging="403"/>
+        <w:spacing w:after="200"/>
+        <w:jc w:val="center"/>
       </w:pPr>
       <w:r>
         <w:rPr>
+          <w:i/>
+          <w:color w:val="506880"/>
+          <w:sz w:val="17"/>
+        </w:rPr>
+        <w:t>Figura 1  ·  Panoramica reale del Campionato Superba 26–27</w:t>
+      </w:r>
+      <w:bookmarkEnd w:id="101"/>
+    </w:p>
+    <w:p>
+      <w:r>
+        <w:rPr>
           <w:b/>
-          <w:color w:val="B18A38"/>
+          <w:color w:val="B08124"/>
         </w:rPr>
         <w:t xml:space="preserve">01  </w:t>
       </w:r>
       <w:r>
-        <w:t>Apri superbaweb.vercel.app. Inserisci il nome giocatore suggerito e la password. Al primo accesso usa Attiva il tuo account; puoi anche esplorare come ospite in sola lettura.</w:t>
+        <w:t>Apri superbaweb.vercel.app. Inserisci il nome giocatore suggerito e la password. Al primo accesso usa «Attiva il tuo account»; puoi esplorare come ospite in sola lettura.</w:t>
       </w:r>
     </w:p>
     <w:p>
-      <w:pPr>
-        <w:ind w:left="403" w:hanging="403"/>
-      </w:pPr>
       <w:r>
         <w:rPr>
           <w:b/>
-          <w:color w:val="B18A38"/>
+          <w:color w:val="B08124"/>
         </w:rPr>
         <w:t xml:space="preserve">02  </w:t>
       </w:r>
       <w:r>
-        <w:t>Scorri fino a I tuoi tornei e tocca CampionatoSuperba_26_27. Usa Cerca torneo se l'elenco è lungo. Il menu in basso porta a Panoramica, Club, Italiana, Finali e Svizzero.</w:t>
+        <w:t>In «I tuoi tornei» apri CampionatoSuperba_26_27. Usa «Cerca torneo» se l’elenco è lungo. Il menu porta a Panoramica, Club, Italiana, Finali e Svizzero.</w:t>
       </w:r>
     </w:p>
     <w:p>
-      <w:pPr>
-        <w:ind w:left="403" w:hanging="403"/>
-      </w:pPr>
       <w:r>
         <w:rPr>
           <w:b/>
-          <w:color w:val="B18A38"/>
+          <w:color w:val="B08124"/>
         </w:rPr>
         <w:t xml:space="preserve">03  </w:t>
       </w:r>
       <w:r>
-        <w:t>Puoi indicare un preferito per ciascuna formula. La scelta resta nel browser di quel dispositivo.</w:t>
+        <w:t>Puoi scegliere un torneo preferito per ciascuna formula. La preferenza resta nel browser di quel dispositivo.</w:t>
       </w:r>
     </w:p>
     <w:p>
@@ -465,31 +762,29 @@
       </w:r>
     </w:p>
     <w:p>
-      <w:bookmarkStart w:id="102" w:name="sec_2"/>
+      <w:bookmarkStart w:id="11" w:name="risultati"/>
       <w:pPr>
         <w:pStyle w:val="Heading1"/>
       </w:pPr>
       <w:r>
         <w:t>Segui e registra i risultati</w:t>
       </w:r>
-      <w:bookmarkEnd w:id="102"/>
+      <w:bookmarkEnd w:id="11"/>
     </w:p>
     <w:p>
-      <w:pPr>
-        <w:spacing w:after="300"/>
-      </w:pPr>
       <w:r>
-        <w:t>Un esempio reale dalla prima giornata del Campionato Superba 26 27.</w:t>
+        <w:t>Un esempio reale dalla prima giornata del Campionato Superba 26–27.</w:t>
       </w:r>
     </w:p>
     <w:p>
       <w:pPr>
+        <w:spacing w:after="80"/>
         <w:jc w:val="center"/>
       </w:pPr>
       <w:r>
         <w:drawing>
           <wp:inline xmlns:a="http://schemas.openxmlformats.org/drawingml/2006/main" xmlns:pic="http://schemas.openxmlformats.org/drawingml/2006/picture">
-            <wp:extent cx="6080760" cy="4343400"/>
+            <wp:extent cx="6120000" cy="4371429"/>
             <wp:docPr id="2" name="Picture 2"/>
             <wp:cNvGraphicFramePr>
               <a:graphicFrameLocks noChangeAspect="1"/>
@@ -498,7 +793,7 @@
               <a:graphicData uri="http://schemas.openxmlformats.org/drawingml/2006/picture">
                 <pic:pic>
                   <pic:nvPicPr>
-                    <pic:cNvPr id="0" name="figura-02.png"/>
+                    <pic:cNvPr id="0" name="old_fig2.png"/>
                     <pic:cNvPicPr/>
                   </pic:nvPicPr>
                   <pic:blipFill>
@@ -510,7 +805,7 @@
                   <pic:spPr>
                     <a:xfrm>
                       <a:off x="0" y="0"/>
-                      <a:ext cx="6080760" cy="4343400"/>
+                      <a:ext cx="6120000" cy="4371429"/>
                     </a:xfrm>
                     <a:prstGeom prst="rect"/>
                   </pic:spPr>
@@ -522,58 +817,55 @@
       </w:r>
     </w:p>
     <w:p>
-      <w:bookmarkStart w:id="202" w:name="fig_2"/>
+      <w:bookmarkStart w:id="102" w:name="fig2"/>
       <w:pPr>
-        <w:pStyle w:val="FigureCaption"/>
-      </w:pPr>
-      <w:r>
-        <w:t>Figura 2  Risultati reali della prima giornata</w:t>
-      </w:r>
-      <w:bookmarkEnd w:id="202"/>
-    </w:p>
-    <w:p>
-      <w:pPr>
-        <w:ind w:left="403" w:hanging="403"/>
+        <w:spacing w:after="200"/>
+        <w:jc w:val="center"/>
       </w:pPr>
       <w:r>
         <w:rPr>
+          <w:i/>
+          <w:color w:val="506880"/>
+          <w:sz w:val="17"/>
+        </w:rPr>
+        <w:t>Figura 2  ·  Risultati reali della prima giornata</w:t>
+      </w:r>
+      <w:bookmarkEnd w:id="102"/>
+    </w:p>
+    <w:p>
+      <w:r>
+        <w:rPr>
           <w:b/>
-          <w:color w:val="B18A38"/>
+          <w:color w:val="B08124"/>
         </w:rPr>
         <w:t xml:space="preserve">01  </w:t>
       </w:r>
       <w:r>
-        <w:t>Usa le frecce o G1, G2 e gli altri pulsanti per cambiare giornata. Tocca le caselle dei gol per correggere un punteggio.</w:t>
+        <w:t>Usa le frecce o i pulsanti G1, G2 e così via per cambiare giornata. Tocca la casella dei gol: il valore iniziale si seleziona, così puoi sostituirlo subito.</w:t>
       </w:r>
     </w:p>
     <w:p>
-      <w:pPr>
-        <w:ind w:left="403" w:hanging="403"/>
-      </w:pPr>
       <w:r>
         <w:rPr>
           <w:b/>
-          <w:color w:val="B18A38"/>
+          <w:color w:val="B08124"/>
         </w:rPr>
         <w:t xml:space="preserve">02  </w:t>
       </w:r>
       <w:r>
-        <w:t>Spunta la convalida della partita e premi Salva risultati quando appare. La classifica considera soltanto i risultati salvati e validati.</w:t>
+        <w:t>Convalida la partita e premi «Salva risultati». La classifica considera i risultati salvati e validati.</w:t>
       </w:r>
     </w:p>
     <w:p>
-      <w:pPr>
-        <w:ind w:left="403" w:hanging="403"/>
-      </w:pPr>
       <w:r>
         <w:rPr>
           <w:b/>
-          <w:color w:val="B18A38"/>
+          <w:color w:val="B08124"/>
         </w:rPr>
         <w:t xml:space="preserve">03  </w:t>
       </w:r>
       <w:r>
-        <w:t>Chi ha accesso in sola lettura vede risultati e classifiche senza poterli cambiare.</w:t>
+        <w:t>Chi ha accesso in sola lettura consulta partite e classifiche senza poterle cambiare.</w:t>
       </w:r>
     </w:p>
     <w:p>
@@ -582,31 +874,29 @@
       </w:r>
     </w:p>
     <w:p>
-      <w:bookmarkStart w:id="103" w:name="sec_3"/>
+      <w:bookmarkStart w:id="12" w:name="filtri"/>
       <w:pPr>
         <w:pStyle w:val="Heading1"/>
       </w:pPr>
       <w:r>
         <w:t>Trova subito ciò che cerchi</w:t>
       </w:r>
-      <w:bookmarkEnd w:id="103"/>
+      <w:bookmarkEnd w:id="12"/>
     </w:p>
     <w:p>
-      <w:pPr>
-        <w:spacing w:after="300"/>
-      </w:pPr>
       <w:r>
-        <w:t>Filtri, classifica e abbandoni sono nella stessa pagina del torneo.</w:t>
+        <w:t>Filtri, classifica e abbandoni si trovano nella pagina del torneo.</w:t>
       </w:r>
     </w:p>
     <w:p>
       <w:pPr>
+        <w:spacing w:after="80"/>
         <w:jc w:val="center"/>
       </w:pPr>
       <w:r>
         <w:drawing>
           <wp:inline xmlns:a="http://schemas.openxmlformats.org/drawingml/2006/main" xmlns:pic="http://schemas.openxmlformats.org/drawingml/2006/picture">
-            <wp:extent cx="6080760" cy="4343400"/>
+            <wp:extent cx="6120000" cy="4371429"/>
             <wp:docPr id="3" name="Picture 3"/>
             <wp:cNvGraphicFramePr>
               <a:graphicFrameLocks noChangeAspect="1"/>
@@ -615,7 +905,7 @@
               <a:graphicData uri="http://schemas.openxmlformats.org/drawingml/2006/picture">
                 <pic:pic>
                   <pic:nvPicPr>
-                    <pic:cNvPr id="0" name="figura-03.png"/>
+                    <pic:cNvPr id="0" name="old_fig3.png"/>
                     <pic:cNvPicPr/>
                   </pic:nvPicPr>
                   <pic:blipFill>
@@ -627,7 +917,7 @@
                   <pic:spPr>
                     <a:xfrm>
                       <a:off x="0" y="0"/>
-                      <a:ext cx="6080760" cy="4343400"/>
+                      <a:ext cx="6120000" cy="4371429"/>
                     </a:xfrm>
                     <a:prstGeom prst="rect"/>
                   </pic:spPr>
@@ -639,58 +929,55 @@
       </w:r>
     </w:p>
     <w:p>
-      <w:bookmarkStart w:id="203" w:name="fig_3"/>
+      <w:bookmarkStart w:id="103" w:name="fig3"/>
       <w:pPr>
-        <w:pStyle w:val="FigureCaption"/>
-      </w:pPr>
-      <w:r>
-        <w:t>Figura 3  Filtri e classifica del torneo reale</w:t>
-      </w:r>
-      <w:bookmarkEnd w:id="203"/>
-    </w:p>
-    <w:p>
-      <w:pPr>
-        <w:ind w:left="403" w:hanging="403"/>
+        <w:spacing w:after="200"/>
+        <w:jc w:val="center"/>
       </w:pPr>
       <w:r>
         <w:rPr>
+          <w:i/>
+          <w:color w:val="506880"/>
+          <w:sz w:val="17"/>
+        </w:rPr>
+        <w:t>Figura 3  ·  Filtri e classifica del torneo reale</w:t>
+      </w:r>
+      <w:bookmarkEnd w:id="103"/>
+    </w:p>
+    <w:p>
+      <w:r>
+        <w:rPr>
           <w:b/>
-          <w:color w:val="B18A38"/>
+          <w:color w:val="B08124"/>
         </w:rPr>
         <w:t xml:space="preserve">01  </w:t>
       </w:r>
       <w:r>
-        <w:t>Apri Impostazioni. Puoi vedere una giornata o tutte le partite e scegliere i nomi come squadra e giocatore, solo squadra o solo giocatore.</w:t>
+        <w:t>Apri «Impostazioni» per scegliere una giornata o tutte le partite e mostrare squadra e giocatore, solo squadra o solo giocatore.</w:t>
       </w:r>
     </w:p>
     <w:p>
-      <w:pPr>
-        <w:ind w:left="403" w:hanging="403"/>
-      </w:pPr>
       <w:r>
         <w:rPr>
           <w:b/>
-          <w:color w:val="B18A38"/>
+          <w:color w:val="B08124"/>
         </w:rPr>
         <w:t xml:space="preserve">02  </w:t>
       </w:r>
       <w:r>
-        <w:t>Con Tutte le partite puoi filtrare giocate o da giocare, andata o ritorno e giocatore. Le viste degli incontri sono Compact, Premium e Standard; Premium mostra bandiere e stemmi.</w:t>
+        <w:t>Con «Tutte le partite» filtra giocate o da giocare, andata o ritorno, oppure un partecipante. Scegli la vista Compact, Premium o Standard.</w:t>
       </w:r>
     </w:p>
     <w:p>
-      <w:pPr>
-        <w:ind w:left="403" w:hanging="403"/>
-      </w:pPr>
       <w:r>
         <w:rPr>
           <w:b/>
-          <w:color w:val="B18A38"/>
+          <w:color w:val="B08124"/>
         </w:rPr>
         <w:t xml:space="preserve">03  </w:t>
       </w:r>
       <w:r>
-        <w:t>In Classifica scorri la tabella verso destra per le altre statistiche. In Abbandoni, chi è autorizzato seleziona i ritirati e conferma: il sistema adegua le partite interessate.</w:t>
+        <w:t>In «Classifica» scorri la tabella per vedere tutte le statistiche. In «Abbandoni», chi è autorizzato seleziona i ritirati e conferma.</w:t>
       </w:r>
     </w:p>
     <w:p>
@@ -699,31 +986,29 @@
       </w:r>
     </w:p>
     <w:p>
-      <w:bookmarkStart w:id="104" w:name="sec_4"/>
+      <w:bookmarkStart w:id="13" w:name="formule"/>
       <w:pPr>
         <w:pStyle w:val="Heading1"/>
       </w:pPr>
       <w:r>
         <w:t>Scegli la formula giusta</w:t>
       </w:r>
-      <w:bookmarkEnd w:id="104"/>
+      <w:bookmarkEnd w:id="13"/>
     </w:p>
     <w:p>
-      <w:pPr>
-        <w:spacing w:after="300"/>
-      </w:pPr>
       <w:r>
-        <w:t>Da Nuovo torneo scegli la formula prima di compilare il modulo.</w:t>
+        <w:t>Da «Nuovo torneo» scegli prima la formula da giocare.</w:t>
       </w:r>
     </w:p>
     <w:p>
       <w:pPr>
+        <w:spacing w:after="80"/>
         <w:jc w:val="center"/>
       </w:pPr>
       <w:r>
         <w:drawing>
           <wp:inline xmlns:a="http://schemas.openxmlformats.org/drawingml/2006/main" xmlns:pic="http://schemas.openxmlformats.org/drawingml/2006/picture">
-            <wp:extent cx="6080760" cy="4343400"/>
+            <wp:extent cx="6120000" cy="4371429"/>
             <wp:docPr id="4" name="Picture 4"/>
             <wp:cNvGraphicFramePr>
               <a:graphicFrameLocks noChangeAspect="1"/>
@@ -732,7 +1017,7 @@
               <a:graphicData uri="http://schemas.openxmlformats.org/drawingml/2006/picture">
                 <pic:pic>
                   <pic:nvPicPr>
-                    <pic:cNvPr id="0" name="figura-04.png"/>
+                    <pic:cNvPr id="0" name="old_fig4.png"/>
                     <pic:cNvPicPr/>
                   </pic:nvPicPr>
                   <pic:blipFill>
@@ -744,7 +1029,7 @@
                   <pic:spPr>
                     <a:xfrm>
                       <a:off x="0" y="0"/>
-                      <a:ext cx="6080760" cy="4343400"/>
+                      <a:ext cx="6120000" cy="4371429"/>
                     </a:xfrm>
                     <a:prstGeom prst="rect"/>
                   </pic:spPr>
@@ -756,58 +1041,55 @@
       </w:r>
     </w:p>
     <w:p>
-      <w:bookmarkStart w:id="204" w:name="fig_4"/>
+      <w:bookmarkStart w:id="104" w:name="fig4"/>
       <w:pPr>
-        <w:pStyle w:val="FigureCaption"/>
-      </w:pPr>
-      <w:r>
-        <w:t>Figura 4  Scelta della formula e avvio del campionato nella demo</w:t>
-      </w:r>
-      <w:bookmarkEnd w:id="204"/>
-    </w:p>
-    <w:p>
-      <w:pPr>
-        <w:ind w:left="403" w:hanging="403"/>
+        <w:spacing w:after="200"/>
+        <w:jc w:val="center"/>
       </w:pPr>
       <w:r>
         <w:rPr>
+          <w:i/>
+          <w:color w:val="506880"/>
+          <w:sz w:val="17"/>
+        </w:rPr>
+        <w:t>Figura 4  ·  Scelta della formula nella demo</w:t>
+      </w:r>
+      <w:bookmarkEnd w:id="104"/>
+    </w:p>
+    <w:p>
+      <w:r>
+        <w:rPr>
           <w:b/>
-          <w:color w:val="B18A38"/>
+          <w:color w:val="B08124"/>
         </w:rPr>
         <w:t xml:space="preserve">01  </w:t>
       </w:r>
       <w:r>
-        <w:t>All'italiana organizza gironi, giornate e calendario. Svizzero forma nuovi abbinamenti turno dopo turno.</w:t>
+        <w:t>All’italiana: gironi e giornate con solo andata oppure andata e ritorno.</w:t>
       </w:r>
     </w:p>
     <w:p>
-      <w:pPr>
-        <w:ind w:left="403" w:hanging="403"/>
-      </w:pPr>
       <w:r>
         <w:rPr>
           <w:b/>
-          <w:color w:val="B18A38"/>
+          <w:color w:val="B08124"/>
         </w:rPr>
         <w:t xml:space="preserve">02  </w:t>
       </w:r>
       <w:r>
-        <w:t>Fasi finali parte dai qualificati di un preliminare all'italiana completato. Puoi scegliere eliminazione diretta o una nuova fase a gironi.</w:t>
+        <w:t>Svizzero: nuovi abbinamenti turno dopo turno, guidati dalla classifica.</w:t>
       </w:r>
     </w:p>
     <w:p>
-      <w:pPr>
-        <w:ind w:left="403" w:hanging="403"/>
-      </w:pPr>
       <w:r>
         <w:rPr>
           <w:b/>
-          <w:color w:val="B18A38"/>
+          <w:color w:val="B08124"/>
         </w:rPr>
         <w:t xml:space="preserve">03  </w:t>
       </w:r>
       <w:r>
-        <w:t>Le immagini demo mostrano i comandi senza creare dati nel torneo reale.</w:t>
+        <w:t>Fasi finali: partono dai qualificati di un preliminare all’italiana completato, con eliminazione diretta o una nuova fase a gironi.</w:t>
       </w:r>
     </w:p>
     <w:p>
@@ -816,31 +1098,29 @@
       </w:r>
     </w:p>
     <w:p>
-      <w:bookmarkStart w:id="105" w:name="sec_5"/>
+      <w:bookmarkStart w:id="14" w:name="club"/>
       <w:pPr>
         <w:pStyle w:val="Heading1"/>
       </w:pPr>
       <w:r>
         <w:t>Condividi e gestisci il club</w:t>
       </w:r>
-      <w:bookmarkEnd w:id="105"/>
+      <w:bookmarkEnd w:id="14"/>
     </w:p>
     <w:p>
-      <w:pPr>
-        <w:spacing w:after="300"/>
-      </w:pPr>
       <w:r>
-        <w:t>I comandi principali restano vicini alla pagina che stai usando.</w:t>
+        <w:t>I comandi principali sono vicini alla pagina che stai usando.</w:t>
       </w:r>
     </w:p>
     <w:p>
       <w:pPr>
+        <w:spacing w:after="80"/>
         <w:jc w:val="center"/>
       </w:pPr>
       <w:r>
         <w:drawing>
           <wp:inline xmlns:a="http://schemas.openxmlformats.org/drawingml/2006/main" xmlns:pic="http://schemas.openxmlformats.org/drawingml/2006/picture">
-            <wp:extent cx="6080760" cy="4343400"/>
+            <wp:extent cx="6120000" cy="4371429"/>
             <wp:docPr id="5" name="Picture 5"/>
             <wp:cNvGraphicFramePr>
               <a:graphicFrameLocks noChangeAspect="1"/>
@@ -849,7 +1129,7 @@
               <a:graphicData uri="http://schemas.openxmlformats.org/drawingml/2006/picture">
                 <pic:pic>
                   <pic:nvPicPr>
-                    <pic:cNvPr id="0" name="figura-05.png"/>
+                    <pic:cNvPr id="0" name="old_fig5.png"/>
                     <pic:cNvPicPr/>
                   </pic:nvPicPr>
                   <pic:blipFill>
@@ -861,7 +1141,7 @@
                   <pic:spPr>
                     <a:xfrm>
                       <a:off x="0" y="0"/>
-                      <a:ext cx="6080760" cy="4343400"/>
+                      <a:ext cx="6120000" cy="4371429"/>
                     </a:xfrm>
                     <a:prstGeom prst="rect"/>
                   </pic:spPr>
@@ -873,58 +1153,55 @@
       </w:r>
     </w:p>
     <w:p>
-      <w:bookmarkStart w:id="205" w:name="fig_5"/>
+      <w:bookmarkStart w:id="105" w:name="fig5"/>
       <w:pPr>
-        <w:pStyle w:val="FigureCaption"/>
-      </w:pPr>
-      <w:r>
-        <w:t>Figura 5  Comandi del torneo reale e pagina Club dimostrativa</w:t>
-      </w:r>
-      <w:bookmarkEnd w:id="205"/>
-    </w:p>
-    <w:p>
-      <w:pPr>
-        <w:ind w:left="403" w:hanging="403"/>
+        <w:spacing w:after="200"/>
+        <w:jc w:val="center"/>
       </w:pPr>
       <w:r>
         <w:rPr>
+          <w:i/>
+          <w:color w:val="506880"/>
+          <w:sz w:val="17"/>
+        </w:rPr>
+        <w:t>Figura 5  ·  Comandi del torneo e pagina Club</w:t>
+      </w:r>
+      <w:bookmarkEnd w:id="105"/>
+    </w:p>
+    <w:p>
+      <w:r>
+        <w:rPr>
           <w:b/>
-          <w:color w:val="B18A38"/>
+          <w:color w:val="B08124"/>
         </w:rPr>
         <w:t xml:space="preserve">01  </w:t>
       </w:r>
       <w:r>
-        <w:t>Copia link fornisce un indirizzo diretto al torneo: chi lo apre dovrà accedere al portale. PDF e CSV scaricano le informazioni disponibili.</w:t>
+        <w:t>«Copia link» fornisce l’indirizzo diretto di un torneo; chi lo apre deve avere accesso al portale. PDF e CSV esportano le informazioni disponibili.</w:t>
       </w:r>
     </w:p>
     <w:p>
-      <w:pPr>
-        <w:ind w:left="403" w:hanging="403"/>
-      </w:pPr>
       <w:r>
         <w:rPr>
           <w:b/>
-          <w:color w:val="B18A38"/>
+          <w:color w:val="B08124"/>
         </w:rPr>
         <w:t xml:space="preserve">02  </w:t>
       </w:r>
       <w:r>
-        <w:t>Nel menu Club puoi consultare Giocatori, Palmarès e Archivio tornei. Con PDF Club o CSV esporti i dati del club.</w:t>
+        <w:t>In «Club» trovi Giocatori, Palmarès e Archivio tornei. «PDF Club» e «CSV» esportano i dati del club.</w:t>
       </w:r>
     </w:p>
     <w:p>
-      <w:pPr>
-        <w:ind w:left="403" w:hanging="403"/>
-      </w:pPr>
       <w:r>
         <w:rPr>
           <w:b/>
-          <w:color w:val="B18A38"/>
+          <w:color w:val="B08124"/>
         </w:rPr>
         <w:t xml:space="preserve">03  </w:t>
       </w:r>
       <w:r>
-        <w:t>La musica di sottofondo si attiva o disattiva con l'interruttore in alto.</w:t>
+        <w:t>L’icona dell’altoparlante in alto attiva o disattiva la musica di sottofondo.</w:t>
       </w:r>
     </w:p>
     <w:p>
@@ -933,31 +1210,29 @@
       </w:r>
     </w:p>
     <w:p>
-      <w:bookmarkStart w:id="106" w:name="sec_6"/>
+      <w:bookmarkStart w:id="15" w:name="giocatori"/>
       <w:pPr>
         <w:pStyle w:val="Heading1"/>
       </w:pPr>
       <w:r>
         <w:t>Giocatori e palmarès</w:t>
       </w:r>
-      <w:bookmarkEnd w:id="106"/>
+      <w:bookmarkEnd w:id="15"/>
     </w:p>
     <w:p>
-      <w:pPr>
-        <w:spacing w:after="300"/>
-      </w:pPr>
       <w:r>
         <w:t>La rosa e i trofei sono nelle prime due schede di Gestione club.</w:t>
       </w:r>
     </w:p>
     <w:p>
       <w:pPr>
+        <w:spacing w:after="80"/>
         <w:jc w:val="center"/>
       </w:pPr>
       <w:r>
         <w:drawing>
           <wp:inline xmlns:a="http://schemas.openxmlformats.org/drawingml/2006/main" xmlns:pic="http://schemas.openxmlformats.org/drawingml/2006/picture">
-            <wp:extent cx="6080760" cy="4343400"/>
+            <wp:extent cx="6120000" cy="4371429"/>
             <wp:docPr id="6" name="Picture 6"/>
             <wp:cNvGraphicFramePr>
               <a:graphicFrameLocks noChangeAspect="1"/>
@@ -966,7 +1241,7 @@
               <a:graphicData uri="http://schemas.openxmlformats.org/drawingml/2006/picture">
                 <pic:pic>
                   <pic:nvPicPr>
-                    <pic:cNvPr id="0" name="figura-06.png"/>
+                    <pic:cNvPr id="0" name="old_fig6.png"/>
                     <pic:cNvPicPr/>
                   </pic:nvPicPr>
                   <pic:blipFill>
@@ -978,7 +1253,7 @@
                   <pic:spPr>
                     <a:xfrm>
                       <a:off x="0" y="0"/>
-                      <a:ext cx="6080760" cy="4343400"/>
+                      <a:ext cx="6120000" cy="4371429"/>
                     </a:xfrm>
                     <a:prstGeom prst="rect"/>
                   </pic:spPr>
@@ -990,58 +1265,55 @@
       </w:r>
     </w:p>
     <w:p>
-      <w:bookmarkStart w:id="206" w:name="fig_6"/>
+      <w:bookmarkStart w:id="106" w:name="fig6"/>
       <w:pPr>
-        <w:pStyle w:val="FigureCaption"/>
-      </w:pPr>
-      <w:r>
-        <w:t>Figura 6  Nuovo giocatore e palmarès nella demo</w:t>
-      </w:r>
-      <w:bookmarkEnd w:id="206"/>
-    </w:p>
-    <w:p>
-      <w:pPr>
-        <w:ind w:left="403" w:hanging="403"/>
+        <w:spacing w:after="200"/>
+        <w:jc w:val="center"/>
       </w:pPr>
       <w:r>
         <w:rPr>
+          <w:i/>
+          <w:color w:val="506880"/>
+          <w:sz w:val="17"/>
+        </w:rPr>
+        <w:t>Figura 6  ·  Nuovo giocatore e palmarès nella demo</w:t>
+      </w:r>
+      <w:bookmarkEnd w:id="106"/>
+    </w:p>
+    <w:p>
+      <w:r>
+        <w:rPr>
           <w:b/>
-          <w:color w:val="B18A38"/>
+          <w:color w:val="B08124"/>
         </w:rPr>
         <w:t xml:space="preserve">01  </w:t>
       </w:r>
       <w:r>
-        <w:t>In Giocatori cerca una persona. Premi Nuovo giocatore per aggiungerla; la matita accanto al nome apre la modifica. Inserisci nome, squadra e potenziale da 1 a 10, poi salva.</w:t>
+        <w:t>In «Giocatori» cerca una persona. «Nuovo giocatore» la aggiunge; la matita accanto al nome apre la modifica. Inserisci nome, squadra e potenziale da 1 a 10, poi salva.</w:t>
       </w:r>
     </w:p>
     <w:p>
-      <w:pPr>
-        <w:ind w:left="403" w:hanging="403"/>
-      </w:pPr>
       <w:r>
         <w:rPr>
           <w:b/>
-          <w:color w:val="B18A38"/>
+          <w:color w:val="B08124"/>
         </w:rPr>
         <w:t xml:space="preserve">02  </w:t>
       </w:r>
       <w:r>
-        <w:t>In Palmarès vedi le vittorie nei campionati, nelle fasi finali a gironi e a eliminazione. Scegli un giocatore per l'elenco dei tornei vinti.</w:t>
+        <w:t>In «Palmarès» vedi le vittorie nei campionati e nelle fasi finali. Scegli un giocatore per vedere i tornei vinti.</w:t>
       </w:r>
     </w:p>
     <w:p>
-      <w:pPr>
-        <w:ind w:left="403" w:hanging="403"/>
-      </w:pPr>
       <w:r>
         <w:rPr>
           <w:b/>
-          <w:color w:val="B18A38"/>
+          <w:color w:val="B08124"/>
         </w:rPr>
         <w:t xml:space="preserve">03  </w:t>
       </w:r>
       <w:r>
-        <w:t>R consulta, W può inserire e modificare i dati ordinari, A gestisce anche ruoli, reset password ed eliminazioni.</w:t>
+        <w:t>R consulta; W inserisce e modifica i dati ordinari; A gestisce anche ruoli, reset password ed eliminazioni.</w:t>
       </w:r>
     </w:p>
     <w:p>
@@ -1050,31 +1322,29 @@
       </w:r>
     </w:p>
     <w:p>
-      <w:bookmarkStart w:id="107" w:name="sec_7"/>
+      <w:bookmarkStart w:id="16" w:name="archivio"/>
       <w:pPr>
         <w:pStyle w:val="Heading1"/>
       </w:pPr>
       <w:r>
         <w:t>Archivio ed eliminazioni</w:t>
       </w:r>
-      <w:bookmarkEnd w:id="107"/>
+      <w:bookmarkEnd w:id="16"/>
     </w:p>
     <w:p>
-      <w:pPr>
-        <w:spacing w:after="300"/>
-      </w:pPr>
       <w:r>
-        <w:t>L'archivio raggruppa i tornei all'italiana e svizzeri.</w:t>
+        <w:t>L’archivio raggruppa i tornei all’italiana e svizzeri.</w:t>
       </w:r>
     </w:p>
     <w:p>
       <w:pPr>
+        <w:spacing w:after="80"/>
         <w:jc w:val="center"/>
       </w:pPr>
       <w:r>
         <w:drawing>
           <wp:inline xmlns:a="http://schemas.openxmlformats.org/drawingml/2006/main" xmlns:pic="http://schemas.openxmlformats.org/drawingml/2006/picture">
-            <wp:extent cx="6080760" cy="4343400"/>
+            <wp:extent cx="6120000" cy="4371429"/>
             <wp:docPr id="7" name="Picture 7"/>
             <wp:cNvGraphicFramePr>
               <a:graphicFrameLocks noChangeAspect="1"/>
@@ -1083,7 +1353,7 @@
               <a:graphicData uri="http://schemas.openxmlformats.org/drawingml/2006/picture">
                 <pic:pic>
                   <pic:nvPicPr>
-                    <pic:cNvPr id="0" name="figura-07.png"/>
+                    <pic:cNvPr id="0" name="old_fig7.png"/>
                     <pic:cNvPicPr/>
                   </pic:nvPicPr>
                   <pic:blipFill>
@@ -1095,7 +1365,7 @@
                   <pic:spPr>
                     <a:xfrm>
                       <a:off x="0" y="0"/>
-                      <a:ext cx="6080760" cy="4343400"/>
+                      <a:ext cx="6120000" cy="4371429"/>
                     </a:xfrm>
                     <a:prstGeom prst="rect"/>
                   </pic:spPr>
@@ -1107,58 +1377,55 @@
       </w:r>
     </w:p>
     <w:p>
-      <w:bookmarkStart w:id="207" w:name="fig_7"/>
+      <w:bookmarkStart w:id="107" w:name="fig7"/>
       <w:pPr>
-        <w:pStyle w:val="FigureCaption"/>
-      </w:pPr>
-      <w:r>
-        <w:t>Figura 7  Archivio tornei nella demo</w:t>
-      </w:r>
-      <w:bookmarkEnd w:id="207"/>
-    </w:p>
-    <w:p>
-      <w:pPr>
-        <w:ind w:left="403" w:hanging="403"/>
+        <w:spacing w:after="200"/>
+        <w:jc w:val="center"/>
       </w:pPr>
       <w:r>
         <w:rPr>
+          <w:i/>
+          <w:color w:val="506880"/>
+          <w:sz w:val="17"/>
+        </w:rPr>
+        <w:t>Figura 7  ·  Archivio tornei nella demo</w:t>
+      </w:r>
+      <w:bookmarkEnd w:id="107"/>
+    </w:p>
+    <w:p>
+      <w:r>
+        <w:rPr>
           <w:b/>
-          <w:color w:val="B18A38"/>
+          <w:color w:val="B08124"/>
         </w:rPr>
         <w:t xml:space="preserve">01  </w:t>
       </w:r>
       <w:r>
-        <w:t>Un amministratore può spuntare uno o più tornei ed eliminarli. Prima del comando definitivo il portale mostra cosa sarà eliminato.</w:t>
+        <w:t>Un amministratore può spuntare uno o più tornei da eliminare. Il portale mostra cosa verrà rimosso prima della conferma definitiva.</w:t>
       </w:r>
     </w:p>
     <w:p>
-      <w:pPr>
-        <w:ind w:left="403" w:hanging="403"/>
-      </w:pPr>
       <w:r>
         <w:rPr>
           <w:b/>
-          <w:color w:val="B18A38"/>
+          <w:color w:val="B08124"/>
         </w:rPr>
         <w:t xml:space="preserve">02  </w:t>
       </w:r>
       <w:r>
-        <w:t>Le eliminazioni in blocco escludono sempre i Campionati. Per confermare bisogna scrivere ELIMINA; in alcuni casi serve anche la password corrente.</w:t>
+        <w:t>L’eliminazione in blocco esclude i Campionati. Per confermare occorre scrivere «ELIMINA»; in alcuni casi è richiesta anche la password corrente.</w:t>
       </w:r>
     </w:p>
     <w:p>
-      <w:pPr>
-        <w:ind w:left="403" w:hanging="403"/>
-      </w:pPr>
       <w:r>
         <w:rPr>
           <w:b/>
-          <w:color w:val="B18A38"/>
+          <w:color w:val="B08124"/>
         </w:rPr>
         <w:t xml:space="preserve">03  </w:t>
       </w:r>
       <w:r>
-        <w:t>Nella scheda di un giocatore l'amministratore può reimpostare la password o eliminare quel giocatore.</w:t>
+        <w:t>Nella scheda del giocatore l’amministratore può reimpostare la password o eliminare il giocatore.</w:t>
       </w:r>
     </w:p>
     <w:p>
@@ -1167,31 +1434,29 @@
       </w:r>
     </w:p>
     <w:p>
-      <w:bookmarkStart w:id="108" w:name="sec_8"/>
+      <w:bookmarkStart w:id="17" w:name="italiana"/>
       <w:pPr>
         <w:pStyle w:val="Heading1"/>
       </w:pPr>
       <w:r>
-        <w:t>Crea un campionato in tre passi</w:t>
+        <w:t>Crea un torneo all’italiana</w:t>
       </w:r>
-      <w:bookmarkEnd w:id="108"/>
+      <w:bookmarkEnd w:id="17"/>
     </w:p>
     <w:p>
-      <w:pPr>
-        <w:spacing w:after="300"/>
-      </w:pPr>
       <w:r>
-        <w:t>La creazione all'italiana offre un controllo completo su partecipanti e calendario.</w:t>
+        <w:t>All’italiana: selezione, conferma dei dati e calendario. Le immagini mostrano dati fittizi.</w:t>
       </w:r>
     </w:p>
     <w:p>
       <w:pPr>
+        <w:spacing w:after="80"/>
         <w:jc w:val="center"/>
       </w:pPr>
       <w:r>
         <w:drawing>
           <wp:inline xmlns:a="http://schemas.openxmlformats.org/drawingml/2006/main" xmlns:pic="http://schemas.openxmlformats.org/drawingml/2006/picture">
-            <wp:extent cx="6080760" cy="4343400"/>
+            <wp:extent cx="1872000" cy="3744000"/>
             <wp:docPr id="8" name="Picture 8"/>
             <wp:cNvGraphicFramePr>
               <a:graphicFrameLocks noChangeAspect="1"/>
@@ -1200,7 +1465,7 @@
               <a:graphicData uri="http://schemas.openxmlformats.org/drawingml/2006/picture">
                 <pic:pic>
                   <pic:nvPicPr>
-                    <pic:cNvPr id="0" name="figura-08.png"/>
+                    <pic:cNvPr id="0" name="italiana_mobile1_top.png"/>
                     <pic:cNvPicPr/>
                   </pic:nvPicPr>
                   <pic:blipFill>
@@ -1212,7 +1477,81 @@
                   <pic:spPr>
                     <a:xfrm>
                       <a:off x="0" y="0"/>
-                      <a:ext cx="6080760" cy="4343400"/>
+                      <a:ext cx="1872000" cy="3744000"/>
+                    </a:xfrm>
+                    <a:prstGeom prst="rect"/>
+                  </pic:spPr>
+                </pic:pic>
+              </a:graphicData>
+            </a:graphic>
+          </wp:inline>
+        </w:drawing>
+      </w:r>
+      <w:r>
+        <w:t xml:space="preserve"> </w:t>
+      </w:r>
+      <w:r>
+        <w:drawing>
+          <wp:inline xmlns:a="http://schemas.openxmlformats.org/drawingml/2006/main" xmlns:pic="http://schemas.openxmlformats.org/drawingml/2006/picture">
+            <wp:extent cx="1872000" cy="3744000"/>
+            <wp:docPr id="9" name="Picture 9"/>
+            <wp:cNvGraphicFramePr>
+              <a:graphicFrameLocks noChangeAspect="1"/>
+            </wp:cNvGraphicFramePr>
+            <a:graphic>
+              <a:graphicData uri="http://schemas.openxmlformats.org/drawingml/2006/picture">
+                <pic:pic>
+                  <pic:nvPicPr>
+                    <pic:cNvPr id="0" name="italiana_mobile2_top.png"/>
+                    <pic:cNvPicPr/>
+                  </pic:nvPicPr>
+                  <pic:blipFill>
+                    <a:blip r:embed="rId19"/>
+                    <a:stretch>
+                      <a:fillRect/>
+                    </a:stretch>
+                  </pic:blipFill>
+                  <pic:spPr>
+                    <a:xfrm>
+                      <a:off x="0" y="0"/>
+                      <a:ext cx="1872000" cy="3744000"/>
+                    </a:xfrm>
+                    <a:prstGeom prst="rect"/>
+                  </pic:spPr>
+                </pic:pic>
+              </a:graphicData>
+            </a:graphic>
+          </wp:inline>
+        </w:drawing>
+      </w:r>
+      <w:r>
+        <w:t xml:space="preserve"> </w:t>
+      </w:r>
+      <w:r>
+        <w:drawing>
+          <wp:inline xmlns:a="http://schemas.openxmlformats.org/drawingml/2006/main" xmlns:pic="http://schemas.openxmlformats.org/drawingml/2006/picture">
+            <wp:extent cx="1872000" cy="3744000"/>
+            <wp:docPr id="10" name="Picture 10"/>
+            <wp:cNvGraphicFramePr>
+              <a:graphicFrameLocks noChangeAspect="1"/>
+            </wp:cNvGraphicFramePr>
+            <a:graphic>
+              <a:graphicData uri="http://schemas.openxmlformats.org/drawingml/2006/picture">
+                <pic:pic>
+                  <pic:nvPicPr>
+                    <pic:cNvPr id="0" name="italiana_mobile3_top.png"/>
+                    <pic:cNvPicPr/>
+                  </pic:nvPicPr>
+                  <pic:blipFill>
+                    <a:blip r:embed="rId20"/>
+                    <a:stretch>
+                      <a:fillRect/>
+                    </a:stretch>
+                  </pic:blipFill>
+                  <pic:spPr>
+                    <a:xfrm>
+                      <a:off x="0" y="0"/>
+                      <a:ext cx="1872000" cy="3744000"/>
                     </a:xfrm>
                     <a:prstGeom prst="rect"/>
                   </pic:spPr>
@@ -1224,58 +1563,55 @@
       </w:r>
     </w:p>
     <w:p>
-      <w:bookmarkStart w:id="208" w:name="fig_8"/>
+      <w:bookmarkStart w:id="108" w:name="fig8"/>
       <w:pPr>
-        <w:pStyle w:val="FigureCaption"/>
-      </w:pPr>
-      <w:r>
-        <w:t>Figura 8  I tre passi del campionato nella demo</w:t>
-      </w:r>
-      <w:bookmarkEnd w:id="208"/>
-    </w:p>
-    <w:p>
-      <w:pPr>
-        <w:ind w:left="403" w:hanging="403"/>
+        <w:spacing w:after="200"/>
+        <w:jc w:val="center"/>
       </w:pPr>
       <w:r>
         <w:rPr>
+          <w:i/>
+          <w:color w:val="506880"/>
+          <w:sz w:val="17"/>
+        </w:rPr>
+        <w:t>Figura 8  ·  Tre passi nella demo mobile aggiornata</w:t>
+      </w:r>
+      <w:bookmarkEnd w:id="108"/>
+    </w:p>
+    <w:p>
+      <w:r>
+        <w:rPr>
           <w:b/>
-          <w:color w:val="B18A38"/>
+          <w:color w:val="B08124"/>
         </w:rPr>
         <w:t xml:space="preserve">01  </w:t>
       </w:r>
       <w:r>
-        <w:t>Passo 1. Dai un nome, scegli da uno a otto gironi e solo andata o andata e ritorno. Seleziona i giocatori con il menu multiselezione o le caselle: le scelte sono sincronizzate. Per gli ospiti scrivi un nome per riga.</w:t>
+        <w:t>1. Scrivi il nome, scegli 1–8 gironi e solo andata o andata e ritorno. Seleziona almeno tre partecipanti con il menu multiselezione o le caselle, che restano sincronizzati. Per gli ospiti scrivi un nome per riga. Premi «Conferma giocatori».</w:t>
       </w:r>
     </w:p>
     <w:p>
-      <w:pPr>
-        <w:ind w:left="403" w:hanging="403"/>
-      </w:pPr>
       <w:r>
         <w:rPr>
           <w:b/>
-          <w:color w:val="B18A38"/>
+          <w:color w:val="B08124"/>
         </w:rPr>
         <w:t xml:space="preserve">02  </w:t>
       </w:r>
       <w:r>
-        <w:t>Passo 2. Per ogni partecipante, anche ospite, imposta la squadra e il potenziale da 1 a 10. Puoi usare il nome giocatore come squadra e scegliere l'immagine Premium. Queste scelte valgono per il torneo, senza modificare la rosa del club.</w:t>
+        <w:t>2. Controlla squadra e potenziale di ogni partecipante, compresi gli ospiti. La squadra scelta vale per questo torneo e non cambia l’anagrafica. Puoi già usare «Scegli stemma». Premi «Conferma dati e continua».</w:t>
       </w:r>
     </w:p>
     <w:p>
-      <w:pPr>
-        <w:ind w:left="403" w:hanging="403"/>
-      </w:pPr>
       <w:r>
         <w:rPr>
           <w:b/>
-          <w:color w:val="B18A38"/>
+          <w:color w:val="B08124"/>
         </w:rPr>
         <w:t xml:space="preserve">03  </w:t>
       </w:r>
       <w:r>
-        <w:t>Passo 3. Con più gironi scegli la distribuzione automatica per potenziale oppure assegna manualmente. Controlla l'anteprima e premi Genera calendario.</w:t>
+        <w:t>3. Con più gironi scegli la distribuzione automatica per potenziale o l’assegnazione manuale. Controlla l’anteprima e premi «Genera calendario».</w:t>
       </w:r>
     </w:p>
     <w:p>
@@ -1284,32 +1620,30 @@
       </w:r>
     </w:p>
     <w:p>
-      <w:bookmarkStart w:id="109" w:name="sec_9"/>
+      <w:bookmarkStart w:id="18" w:name="svizzero"/>
       <w:pPr>
         <w:pStyle w:val="Heading1"/>
       </w:pPr>
       <w:r>
-        <w:t>Crea e fai avanzare i turni</w:t>
+        <w:t>Crea un torneo svizzero</w:t>
       </w:r>
-      <w:bookmarkEnd w:id="109"/>
+      <w:bookmarkEnd w:id="18"/>
     </w:p>
     <w:p>
-      <w:pPr>
-        <w:spacing w:after="300"/>
-      </w:pPr>
       <w:r>
-        <w:t>Nel torneo svizzero scegli quando termina la sequenza degli incroci.</w:t>
+        <w:t>Nello svizzero ogni turno propone nuovi incroci.</w:t>
       </w:r>
     </w:p>
     <w:p>
       <w:pPr>
+        <w:spacing w:after="80"/>
         <w:jc w:val="center"/>
       </w:pPr>
       <w:r>
         <w:drawing>
           <wp:inline xmlns:a="http://schemas.openxmlformats.org/drawingml/2006/main" xmlns:pic="http://schemas.openxmlformats.org/drawingml/2006/picture">
-            <wp:extent cx="6080760" cy="4343400"/>
-            <wp:docPr id="9" name="Picture 9"/>
+            <wp:extent cx="2160000" cy="4320000"/>
+            <wp:docPr id="11" name="Picture 11"/>
             <wp:cNvGraphicFramePr>
               <a:graphicFrameLocks noChangeAspect="1"/>
             </wp:cNvGraphicFramePr>
@@ -1317,11 +1651,11 @@
               <a:graphicData uri="http://schemas.openxmlformats.org/drawingml/2006/picture">
                 <pic:pic>
                   <pic:nvPicPr>
-                    <pic:cNvPr id="0" name="figura-09.png"/>
+                    <pic:cNvPr id="0" name="svizzero_mobile1_top.png"/>
                     <pic:cNvPicPr/>
                   </pic:nvPicPr>
                   <pic:blipFill>
-                    <a:blip r:embed="rId19"/>
+                    <a:blip r:embed="rId21"/>
                     <a:stretch>
                       <a:fillRect/>
                     </a:stretch>
@@ -1329,7 +1663,44 @@
                   <pic:spPr>
                     <a:xfrm>
                       <a:off x="0" y="0"/>
-                      <a:ext cx="6080760" cy="4343400"/>
+                      <a:ext cx="2160000" cy="4320000"/>
+                    </a:xfrm>
+                    <a:prstGeom prst="rect"/>
+                  </pic:spPr>
+                </pic:pic>
+              </a:graphicData>
+            </a:graphic>
+          </wp:inline>
+        </w:drawing>
+      </w:r>
+      <w:r>
+        <w:t xml:space="preserve"> </w:t>
+      </w:r>
+      <w:r>
+        <w:drawing>
+          <wp:inline xmlns:a="http://schemas.openxmlformats.org/drawingml/2006/main" xmlns:pic="http://schemas.openxmlformats.org/drawingml/2006/picture">
+            <wp:extent cx="2160000" cy="4320000"/>
+            <wp:docPr id="12" name="Picture 12"/>
+            <wp:cNvGraphicFramePr>
+              <a:graphicFrameLocks noChangeAspect="1"/>
+            </wp:cNvGraphicFramePr>
+            <a:graphic>
+              <a:graphicData uri="http://schemas.openxmlformats.org/drawingml/2006/picture">
+                <pic:pic>
+                  <pic:nvPicPr>
+                    <pic:cNvPr id="0" name="svizzero_mobile2_top.png"/>
+                    <pic:cNvPicPr/>
+                  </pic:nvPicPr>
+                  <pic:blipFill>
+                    <a:blip r:embed="rId22"/>
+                    <a:stretch>
+                      <a:fillRect/>
+                    </a:stretch>
+                  </pic:blipFill>
+                  <pic:spPr>
+                    <a:xfrm>
+                      <a:off x="0" y="0"/>
+                      <a:ext cx="2160000" cy="4320000"/>
                     </a:xfrm>
                     <a:prstGeom prst="rect"/>
                   </pic:spPr>
@@ -1341,58 +1712,55 @@
       </w:r>
     </w:p>
     <w:p>
-      <w:bookmarkStart w:id="209" w:name="fig_9"/>
+      <w:bookmarkStart w:id="109" w:name="fig9"/>
       <w:pPr>
-        <w:pStyle w:val="FigureCaption"/>
-      </w:pPr>
-      <w:r>
-        <w:t>Figura 9  Creazione del torneo svizzero nella demo</w:t>
-      </w:r>
-      <w:bookmarkEnd w:id="209"/>
-    </w:p>
-    <w:p>
-      <w:pPr>
-        <w:ind w:left="403" w:hanging="403"/>
+        <w:spacing w:after="200"/>
+        <w:jc w:val="center"/>
       </w:pPr>
       <w:r>
         <w:rPr>
+          <w:i/>
+          <w:color w:val="506880"/>
+          <w:sz w:val="17"/>
+        </w:rPr>
+        <w:t>Figura 9  ·  Due passi nella demo mobile aggiornata</w:t>
+      </w:r>
+      <w:bookmarkEnd w:id="109"/>
+    </w:p>
+    <w:p>
+      <w:r>
+        <w:rPr>
           <w:b/>
-          <w:color w:val="B18A38"/>
+          <w:color w:val="B08124"/>
         </w:rPr>
         <w:t xml:space="preserve">01  </w:t>
       </w:r>
       <w:r>
-        <w:t>Inserisci il nome del torneo. Numero fisso richiede un numero di turni; Fino a esaurimento incroci continua finché sono possibili abbinamenti senza rivincite.</w:t>
+        <w:t>1. Scrivi il nome. «Numero fisso» usa il numero di turni indicato; «Fino a esaurimento incroci» continua finché si possono creare nuovi abbinamenti senza rivincite. Seleziona i giocatori con menu o caselle, aggiungi gli ospiti uno per riga e premi «Conferma giocatori».</w:t>
       </w:r>
     </w:p>
     <w:p>
-      <w:pPr>
-        <w:ind w:left="403" w:hanging="403"/>
-      </w:pPr>
       <w:r>
         <w:rPr>
           <w:b/>
-          <w:color w:val="B18A38"/>
+          <w:color w:val="B08124"/>
         </w:rPr>
         <w:t xml:space="preserve">02  </w:t>
       </w:r>
       <w:r>
-        <w:t>Seleziona giocatori dal menu multiselezione o dalle caselle. Aggiungi ospiti, uno per riga. Puoi correggere squadra e potenziale di ogni partecipante e scegliere gli stemmi Premium.</w:t>
+        <w:t>2. Controlla squadra e potenziale dei partecipanti. Puoi scegliere uno stemma per ciascuno. Le modifiche valgono soltanto per il torneo. Premi «Genera primo turno».</w:t>
       </w:r>
     </w:p>
     <w:p>
-      <w:pPr>
-        <w:ind w:left="403" w:hanging="403"/>
-      </w:pPr>
       <w:r>
         <w:rPr>
           <w:b/>
-          <w:color w:val="B18A38"/>
+          <w:color w:val="B08124"/>
         </w:rPr>
         <w:t xml:space="preserve">03  </w:t>
       </w:r>
       <w:r>
-        <w:t>Premi Genera primo turno. Per proseguire, inserisci i risultati, convalidali, salvali e premi Avanza al prossimo turno. Classifica e riposi sono consultabili nella pagina.</w:t>
+        <w:t>Per proseguire: inserisci e convalida i risultati, salvali, poi usa «Avanza al prossimo turno». Classifica e riposi sono consultabili nella pagina.</w:t>
       </w:r>
     </w:p>
     <w:p>
@@ -1401,32 +1769,30 @@
       </w:r>
     </w:p>
     <w:p>
-      <w:bookmarkStart w:id="110" w:name="sec_10"/>
+      <w:bookmarkStart w:id="19" w:name="finali"/>
       <w:pPr>
         <w:pStyle w:val="Heading1"/>
       </w:pPr>
       <w:r>
         <w:t>Dai qualificati alla finale</w:t>
       </w:r>
-      <w:bookmarkEnd w:id="110"/>
+      <w:bookmarkEnd w:id="19"/>
     </w:p>
     <w:p>
-      <w:pPr>
-        <w:spacing w:after="300"/>
-      </w:pPr>
       <w:r>
-        <w:t>Le fasi finali richiedono un preliminare all'italiana completato.</w:t>
+        <w:t>Le fasi finali richiedono un preliminare all’italiana completato.</w:t>
       </w:r>
     </w:p>
     <w:p>
       <w:pPr>
+        <w:spacing w:after="80"/>
         <w:jc w:val="center"/>
       </w:pPr>
       <w:r>
         <w:drawing>
           <wp:inline xmlns:a="http://schemas.openxmlformats.org/drawingml/2006/main" xmlns:pic="http://schemas.openxmlformats.org/drawingml/2006/picture">
-            <wp:extent cx="6080760" cy="4343400"/>
-            <wp:docPr id="10" name="Picture 10"/>
+            <wp:extent cx="6120000" cy="4371429"/>
+            <wp:docPr id="13" name="Picture 13"/>
             <wp:cNvGraphicFramePr>
               <a:graphicFrameLocks noChangeAspect="1"/>
             </wp:cNvGraphicFramePr>
@@ -1434,11 +1800,11 @@
               <a:graphicData uri="http://schemas.openxmlformats.org/drawingml/2006/picture">
                 <pic:pic>
                   <pic:nvPicPr>
-                    <pic:cNvPr id="0" name="figura-10.png"/>
+                    <pic:cNvPr id="0" name="old_fig10.png"/>
                     <pic:cNvPicPr/>
                   </pic:nvPicPr>
                   <pic:blipFill>
-                    <a:blip r:embed="rId20"/>
+                    <a:blip r:embed="rId23"/>
                     <a:stretch>
                       <a:fillRect/>
                     </a:stretch>
@@ -1446,7 +1812,7 @@
                   <pic:spPr>
                     <a:xfrm>
                       <a:off x="0" y="0"/>
-                      <a:ext cx="6080760" cy="4343400"/>
+                      <a:ext cx="6120000" cy="4371429"/>
                     </a:xfrm>
                     <a:prstGeom prst="rect"/>
                   </pic:spPr>
@@ -1458,58 +1824,55 @@
       </w:r>
     </w:p>
     <w:p>
-      <w:bookmarkStart w:id="210" w:name="fig_10"/>
+      <w:bookmarkStart w:id="110" w:name="fig10"/>
       <w:pPr>
-        <w:pStyle w:val="FigureCaption"/>
-      </w:pPr>
-      <w:r>
-        <w:t>Figura 10  Creazione delle fasi finali nella demo</w:t>
-      </w:r>
-      <w:bookmarkEnd w:id="210"/>
-    </w:p>
-    <w:p>
-      <w:pPr>
-        <w:ind w:left="403" w:hanging="403"/>
+        <w:spacing w:after="200"/>
+        <w:jc w:val="center"/>
       </w:pPr>
       <w:r>
         <w:rPr>
+          <w:i/>
+          <w:color w:val="506880"/>
+          <w:sz w:val="17"/>
+        </w:rPr>
+        <w:t>Figura 10  ·  Creazione delle fasi finali nella demo</w:t>
+      </w:r>
+      <w:bookmarkEnd w:id="110"/>
+    </w:p>
+    <w:p>
+      <w:r>
+        <w:rPr>
           <w:b/>
-          <w:color w:val="B18A38"/>
+          <w:color w:val="B08124"/>
         </w:rPr>
         <w:t xml:space="preserve">01  </w:t>
       </w:r>
       <w:r>
-        <w:t>Scegli il torneo preliminare completato e quanti partecipanti si qualificano. Il preliminare resta conservato e non viene modificato.</w:t>
+        <w:t>Scegli il torneo preliminare completato e il numero di qualificati. Il preliminare resta conservato e non viene modificato.</w:t>
       </w:r>
     </w:p>
     <w:p>
-      <w:pPr>
-        <w:ind w:left="403" w:hanging="403"/>
-      </w:pPr>
       <w:r>
         <w:rPr>
           <w:b/>
-          <w:color w:val="B18A38"/>
+          <w:color w:val="B08124"/>
         </w:rPr>
         <w:t xml:space="preserve">02  </w:t>
       </w:r>
       <w:r>
-        <w:t>Per l'eliminazione diretta seleziona 2, 4, 8, 16 o 32 qualificati: le teste di serie affrontano quelle più basse. I pareggi validati non sono ammessi.</w:t>
+        <w:t>Per l’eliminazione diretta scegli 2, 4, 8, 16 o 32 qualificati. Le teste di serie affrontano quelle più basse; i pareggi validati non sono ammessi.</w:t>
       </w:r>
     </w:p>
     <w:p>
-      <w:pPr>
-        <w:ind w:left="403" w:hanging="403"/>
-      </w:pPr>
       <w:r>
         <w:rPr>
           <w:b/>
-          <w:color w:val="B18A38"/>
+          <w:color w:val="B08124"/>
         </w:rPr>
         <w:t xml:space="preserve">03  </w:t>
       </w:r>
       <w:r>
-        <w:t>Per la fase a gironi scegli il numero di gironi, solo andata o andata e ritorno; con più gironi puoi assegnare manualmente le squadre. Salva i risultati e avanza dopo aver completato il turno.</w:t>
+        <w:t>Per una nuova fase a gironi scegli il numero di gironi e il calendario. Se i gironi sono più di uno, puoi assegnare manualmente i partecipanti.</w:t>
       </w:r>
     </w:p>
     <w:p>
@@ -1518,32 +1881,30 @@
       </w:r>
     </w:p>
     <w:p>
-      <w:bookmarkStart w:id="111" w:name="sec_11"/>
+      <w:bookmarkStart w:id="20" w:name="stemmi"/>
       <w:pPr>
         <w:pStyle w:val="Heading1"/>
       </w:pPr>
       <w:r>
-        <w:t>Dopo ogni giornata</w:t>
+        <w:t>Bandiere e stemmi</w:t>
       </w:r>
-      <w:bookmarkEnd w:id="111"/>
+      <w:bookmarkEnd w:id="20"/>
     </w:p>
     <w:p>
-      <w:pPr>
-        <w:spacing w:after="300"/>
-      </w:pPr>
       <w:r>
-        <w:t>Controlla il salvataggio prima di cambiare pagina o concludere.</w:t>
+        <w:t>Il portale cerca prima l’immagine in base al nome della squadra assegnata nel torneo, anche se è diversa dalla squadra preferita del giocatore nel club.</w:t>
       </w:r>
     </w:p>
     <w:p>
       <w:pPr>
+        <w:spacing w:after="80"/>
         <w:jc w:val="center"/>
       </w:pPr>
       <w:r>
         <w:drawing>
           <wp:inline xmlns:a="http://schemas.openxmlformats.org/drawingml/2006/main" xmlns:pic="http://schemas.openxmlformats.org/drawingml/2006/picture">
-            <wp:extent cx="6080760" cy="4343400"/>
-            <wp:docPr id="11" name="Picture 11"/>
+            <wp:extent cx="2556000" cy="5112000"/>
+            <wp:docPr id="14" name="Picture 14"/>
             <wp:cNvGraphicFramePr>
               <a:graphicFrameLocks noChangeAspect="1"/>
             </wp:cNvGraphicFramePr>
@@ -1551,11 +1912,11 @@
               <a:graphicData uri="http://schemas.openxmlformats.org/drawingml/2006/picture">
                 <pic:pic>
                   <pic:nvPicPr>
-                    <pic:cNvPr id="0" name="figura-11.png"/>
+                    <pic:cNvPr id="0" name="stemmi_mobile_scelta.png"/>
                     <pic:cNvPicPr/>
                   </pic:nvPicPr>
                   <pic:blipFill>
-                    <a:blip r:embed="rId21"/>
+                    <a:blip r:embed="rId24"/>
                     <a:stretch>
                       <a:fillRect/>
                     </a:stretch>
@@ -1563,7 +1924,7 @@
                   <pic:spPr>
                     <a:xfrm>
                       <a:off x="0" y="0"/>
-                      <a:ext cx="6080760" cy="4343400"/>
+                      <a:ext cx="2556000" cy="5112000"/>
                     </a:xfrm>
                     <a:prstGeom prst="rect"/>
                   </pic:spPr>
@@ -1575,65 +1936,398 @@
       </w:r>
     </w:p>
     <w:p>
-      <w:bookmarkStart w:id="211" w:name="fig_11"/>
+      <w:bookmarkStart w:id="111" w:name="fig11"/>
       <w:pPr>
-        <w:pStyle w:val="FigureCaption"/>
-      </w:pPr>
-      <w:r>
-        <w:t>Figura 11  Campionato Superba 26 27 aperto nel portale reale</w:t>
-      </w:r>
-      <w:bookmarkEnd w:id="211"/>
-    </w:p>
-    <w:p>
-      <w:pPr>
-        <w:ind w:left="403" w:hanging="403"/>
+        <w:spacing w:after="200"/>
+        <w:jc w:val="center"/>
       </w:pPr>
       <w:r>
         <w:rPr>
+          <w:i/>
+          <w:color w:val="506880"/>
+          <w:sz w:val="17"/>
+        </w:rPr>
+        <w:t>Figura 11  ·  Scelta manuale quando il riconoscimento non basta</w:t>
+      </w:r>
+      <w:bookmarkEnd w:id="111"/>
+    </w:p>
+    <w:p>
+      <w:r>
+        <w:rPr>
           <w:b/>
-          <w:color w:val="B18A38"/>
+          <w:color w:val="B08124"/>
         </w:rPr>
         <w:t xml:space="preserve">01  </w:t>
       </w:r>
       <w:r>
-        <w:t>Le modifiche ai risultati restano bozze finché non premi Salva risultati. Puoi scaricare una copia delle bozze prima di ricaricare la pagina.</w:t>
+        <w:t>Se il riconoscimento automatico è corretto, non devi fare nulla. Bandiere e stemmi sono visibili nella vista Premium e nei PDF che li supportano.</w:t>
+      </w:r>
+    </w:p>
+    <w:p>
+      <w:r>
+        <w:rPr>
+          <w:b/>
+          <w:color w:val="B08124"/>
+        </w:rPr>
+        <w:t xml:space="preserve">02  </w:t>
+      </w:r>
+      <w:r>
+        <w:t>Se manca o è errato, durante la creazione usa «Scegli stemma» accanto al partecipante. Seleziona «Bandiera» per una nazionale o «Club» per una squadra, cerca l’immagine giusta e premi «Salva immagini».</w:t>
+      </w:r>
+    </w:p>
+    <w:p>
+      <w:r>
+        <w:rPr>
+          <w:b/>
+          <w:color w:val="B08124"/>
+        </w:rPr>
+        <w:t xml:space="preserve">03  </w:t>
+      </w:r>
+      <w:r>
+        <w:t>In un torneo già aperto: «Impostazioni» → «Premium» → «Bandiere e stemmi». Scegli il partecipante, poi bandiera o club, infine salva. L’associazione al nome della squadra può essere riutilizzata negli altri tornei.</w:t>
+      </w:r>
+    </w:p>
+    <w:p>
+      <w:r>
+        <w:br w:type="page"/>
+      </w:r>
+    </w:p>
+    <w:p>
+      <w:bookmarkStart w:id="21" w:name="editor"/>
+      <w:pPr>
+        <w:pStyle w:val="Heading1"/>
+      </w:pPr>
+      <w:r>
+        <w:t>Disegna uno stemma</w:t>
+      </w:r>
+      <w:bookmarkEnd w:id="21"/>
+    </w:p>
+    <w:p>
+      <w:r>
+        <w:t>Se una squadra inventata o poco conosciuta non ha uno stemma nelle fonti, puoi crearne uno direttamente.</w:t>
       </w:r>
     </w:p>
     <w:p>
       <w:pPr>
-        <w:ind w:left="403" w:hanging="403"/>
+        <w:spacing w:after="80"/>
+        <w:jc w:val="center"/>
+      </w:pPr>
+      <w:r>
+        <w:drawing>
+          <wp:inline xmlns:a="http://schemas.openxmlformats.org/drawingml/2006/main" xmlns:pic="http://schemas.openxmlformats.org/drawingml/2006/picture">
+            <wp:extent cx="2556000" cy="5112000"/>
+            <wp:docPr id="15" name="Picture 15"/>
+            <wp:cNvGraphicFramePr>
+              <a:graphicFrameLocks noChangeAspect="1"/>
+            </wp:cNvGraphicFramePr>
+            <a:graphic>
+              <a:graphicData uri="http://schemas.openxmlformats.org/drawingml/2006/picture">
+                <pic:pic>
+                  <pic:nvPicPr>
+                    <pic:cNvPr id="0" name="stemmi_mobile_editor.png"/>
+                    <pic:cNvPicPr/>
+                  </pic:nvPicPr>
+                  <pic:blipFill>
+                    <a:blip r:embed="rId25"/>
+                    <a:stretch>
+                      <a:fillRect/>
+                    </a:stretch>
+                  </pic:blipFill>
+                  <pic:spPr>
+                    <a:xfrm>
+                      <a:off x="0" y="0"/>
+                      <a:ext cx="2556000" cy="5112000"/>
+                    </a:xfrm>
+                    <a:prstGeom prst="rect"/>
+                  </pic:spPr>
+                </pic:pic>
+              </a:graphicData>
+            </a:graphic>
+          </wp:inline>
+        </w:drawing>
+      </w:r>
+    </w:p>
+    <w:p>
+      <w:bookmarkStart w:id="112" w:name="fig12"/>
+      <w:pPr>
+        <w:spacing w:after="200"/>
+        <w:jc w:val="center"/>
       </w:pPr>
       <w:r>
         <w:rPr>
+          <w:i/>
+          <w:color w:val="506880"/>
+          <w:sz w:val="17"/>
+        </w:rPr>
+        <w:t>Figura 12  ·  Editor e anteprima dello stemma personale</w:t>
+      </w:r>
+      <w:bookmarkEnd w:id="112"/>
+    </w:p>
+    <w:p>
+      <w:r>
+        <w:rPr>
           <w:b/>
-          <w:color w:val="B18A38"/>
+          <w:color w:val="B08124"/>
+        </w:rPr>
+        <w:t xml:space="preserve">01  </w:t>
+      </w:r>
+      <w:r>
+        <w:t>Apri «Scegli stemma», seleziona il partecipante e tocca «Crea stemma». L’anteprima cambia mentre lavori.</w:t>
+      </w:r>
+    </w:p>
+    <w:p>
+      <w:r>
+        <w:rPr>
+          <w:b/>
+          <w:color w:val="B08124"/>
         </w:rPr>
         <w:t xml:space="preserve">02  </w:t>
       </w:r>
       <w:r>
-        <w:t>Quando tutte le partite sono validate, Concludi torneo archivia una copia e aggiorna il palmarès. Gestisci torneo consente di rinominare; i Campionati richiedono il ruolo amministratore per le modifiche.</w:t>
+        <w:t>Scegli forma e simbolo; inserisci nome o sigla, iniziali, eventuale testo breve e anno. Imposta i colori principali, bordo e testo; aggiungi una fascia o un doppio bordo se ti piacciono.</w:t>
+      </w:r>
+    </w:p>
+    <w:p>
+      <w:r>
+        <w:rPr>
+          <w:b/>
+          <w:color w:val="B08124"/>
+        </w:rPr>
+        <w:t xml:space="preserve">03  </w:t>
+      </w:r>
+      <w:r>
+        <w:t>Controlla l’anteprima e premi «Salva immagini». Puoi tornare in seguito per cambiare lo stemma.</w:t>
+      </w:r>
+    </w:p>
+    <w:p>
+      <w:r>
+        <w:br w:type="page"/>
+      </w:r>
+    </w:p>
+    <w:p>
+      <w:bookmarkStart w:id="22" w:name="giornata"/>
+      <w:pPr>
+        <w:pStyle w:val="Heading1"/>
+      </w:pPr>
+      <w:r>
+        <w:t>Dopo ogni giornata</w:t>
+      </w:r>
+      <w:bookmarkEnd w:id="22"/>
+    </w:p>
+    <w:p>
+      <w:r>
+        <w:t>Controlla il salvataggio prima di cambiare pagina o concludere.</w:t>
       </w:r>
     </w:p>
     <w:p>
       <w:pPr>
-        <w:ind w:left="403" w:hanging="403"/>
+        <w:spacing w:after="80"/>
+        <w:jc w:val="center"/>
+      </w:pPr>
+      <w:r>
+        <w:drawing>
+          <wp:inline xmlns:a="http://schemas.openxmlformats.org/drawingml/2006/main" xmlns:pic="http://schemas.openxmlformats.org/drawingml/2006/picture">
+            <wp:extent cx="6120000" cy="4371429"/>
+            <wp:docPr id="16" name="Picture 16"/>
+            <wp:cNvGraphicFramePr>
+              <a:graphicFrameLocks noChangeAspect="1"/>
+            </wp:cNvGraphicFramePr>
+            <a:graphic>
+              <a:graphicData uri="http://schemas.openxmlformats.org/drawingml/2006/picture">
+                <pic:pic>
+                  <pic:nvPicPr>
+                    <pic:cNvPr id="0" name="old_fig11.png"/>
+                    <pic:cNvPicPr/>
+                  </pic:nvPicPr>
+                  <pic:blipFill>
+                    <a:blip r:embed="rId26"/>
+                    <a:stretch>
+                      <a:fillRect/>
+                    </a:stretch>
+                  </pic:blipFill>
+                  <pic:spPr>
+                    <a:xfrm>
+                      <a:off x="0" y="0"/>
+                      <a:ext cx="6120000" cy="4371429"/>
+                    </a:xfrm>
+                    <a:prstGeom prst="rect"/>
+                  </pic:spPr>
+                </pic:pic>
+              </a:graphicData>
+            </a:graphic>
+          </wp:inline>
+        </w:drawing>
+      </w:r>
+    </w:p>
+    <w:p>
+      <w:bookmarkStart w:id="113" w:name="fig13"/>
+      <w:pPr>
+        <w:spacing w:after="200"/>
+        <w:jc w:val="center"/>
       </w:pPr>
       <w:r>
         <w:rPr>
+          <w:i/>
+          <w:color w:val="506880"/>
+          <w:sz w:val="17"/>
+        </w:rPr>
+        <w:t>Figura 13  ·  Campionato Superba 26–27 nel portale reale</w:t>
+      </w:r>
+      <w:bookmarkEnd w:id="113"/>
+    </w:p>
+    <w:p>
+      <w:r>
+        <w:rPr>
           <w:b/>
-          <w:color w:val="B18A38"/>
+          <w:color w:val="B08124"/>
+        </w:rPr>
+        <w:t xml:space="preserve">01  </w:t>
+      </w:r>
+      <w:r>
+        <w:t>I risultati restano bozze finché non premi «Salva risultati». Se necessario, puoi scaricare una copia delle bozze prima di ricaricare la pagina.</w:t>
+      </w:r>
+    </w:p>
+    <w:p>
+      <w:r>
+        <w:rPr>
+          <w:b/>
+          <w:color w:val="B08124"/>
+        </w:rPr>
+        <w:t xml:space="preserve">02  </w:t>
+      </w:r>
+      <w:r>
+        <w:t>Quando tutte le partite sono validate, «Concludi torneo» archivia una copia e aggiorna il palmarès. «Gestisci torneo» consente di rinominare; per modificare i Campionati serve il ruolo amministratore.</w:t>
+      </w:r>
+    </w:p>
+    <w:p>
+      <w:r>
+        <w:rPr>
+          <w:b/>
+          <w:color w:val="B08124"/>
         </w:rPr>
         <w:t xml:space="preserve">03  </w:t>
       </w:r>
       <w:r>
-        <w:t>In Premium puoi scegliere bandiere e stemmi. Usa Copia link per tornare direttamente al torneo o condividerlo con chi ha accesso.</w:t>
+        <w:t>Usa «Copia link» per tornare direttamente al torneo o condividerlo con chi ha accesso.</w:t>
+      </w:r>
+    </w:p>
+    <w:p>
+      <w:r>
+        <w:br w:type="page"/>
+      </w:r>
+    </w:p>
+    <w:p>
+      <w:bookmarkStart w:id="23" w:name="informazioni"/>
+      <w:pPr>
+        <w:pStyle w:val="Heading1"/>
+      </w:pPr>
+      <w:r>
+        <w:t>Manuale e informazioni</w:t>
+      </w:r>
+      <w:bookmarkEnd w:id="23"/>
+    </w:p>
+    <w:p>
+      <w:r>
+        <w:t>I due comandi sono nella parte alta del portale, vicino all’altoparlante e all’uscita.</w:t>
+      </w:r>
+    </w:p>
+    <w:p>
+      <w:pPr>
+        <w:spacing w:after="80"/>
+        <w:jc w:val="center"/>
+      </w:pPr>
+      <w:r>
+        <w:drawing>
+          <wp:inline xmlns:a="http://schemas.openxmlformats.org/drawingml/2006/main" xmlns:pic="http://schemas.openxmlformats.org/drawingml/2006/picture">
+            <wp:extent cx="2556000" cy="5112000"/>
+            <wp:docPr id="17" name="Picture 17"/>
+            <wp:cNvGraphicFramePr>
+              <a:graphicFrameLocks noChangeAspect="1"/>
+            </wp:cNvGraphicFramePr>
+            <a:graphic>
+              <a:graphicData uri="http://schemas.openxmlformats.org/drawingml/2006/picture">
+                <pic:pic>
+                  <pic:nvPicPr>
+                    <pic:cNvPr id="0" name="info_app.png"/>
+                    <pic:cNvPicPr/>
+                  </pic:nvPicPr>
+                  <pic:blipFill>
+                    <a:blip r:embed="rId27"/>
+                    <a:stretch>
+                      <a:fillRect/>
+                    </a:stretch>
+                  </pic:blipFill>
+                  <pic:spPr>
+                    <a:xfrm>
+                      <a:off x="0" y="0"/>
+                      <a:ext cx="2556000" cy="5112000"/>
+                    </a:xfrm>
+                    <a:prstGeom prst="rect"/>
+                  </pic:spPr>
+                </pic:pic>
+              </a:graphicData>
+            </a:graphic>
+          </wp:inline>
+        </w:drawing>
+      </w:r>
+    </w:p>
+    <w:p>
+      <w:bookmarkStart w:id="114" w:name="fig14"/>
+      <w:pPr>
+        <w:spacing w:after="200"/>
+        <w:jc w:val="center"/>
+      </w:pPr>
+      <w:r>
+        <w:rPr>
+          <w:i/>
+          <w:color w:val="506880"/>
+          <w:sz w:val="17"/>
+        </w:rPr>
+        <w:t>Figura 14  ·  Pannello Info nella demo mobile</w:t>
+      </w:r>
+      <w:bookmarkEnd w:id="114"/>
+    </w:p>
+    <w:p>
+      <w:r>
+        <w:rPr>
+          <w:b/>
+          <w:color w:val="B08124"/>
+        </w:rPr>
+        <w:t xml:space="preserve">01  </w:t>
+      </w:r>
+      <w:r>
+        <w:t>«Manuale» apre il PDF: sullo smartphone puoi leggerlo, cercare un argomento e tornare al portale quando vuoi.</w:t>
+      </w:r>
+    </w:p>
+    <w:p>
+      <w:r>
+        <w:rPr>
+          <w:b/>
+          <w:color w:val="B08124"/>
+        </w:rPr>
+        <w:t xml:space="preserve">02  </w:t>
+      </w:r>
+      <w:r>
+        <w:t>«Info» mostra il nome dell’app, la versione 1.0, la descrizione «Primo rilascio», la data di rilascio e l’autore Max Ferrando alias Legnaro72.</w:t>
+      </w:r>
+    </w:p>
+    <w:p>
+      <w:r>
+        <w:rPr>
+          <w:b/>
+          <w:color w:val="B08124"/>
+        </w:rPr>
+        <w:t xml:space="preserve">03  </w:t>
+      </w:r>
+      <w:r>
+        <w:t>Se non puoi modificare un dato, controlla il tuo ruolo di accesso. Le azioni disponibili dipendono dai permessi del tuo account.</w:t>
       </w:r>
     </w:p>
     <w:sectPr>
       <w:headerReference w:type="default" r:id="rId9"/>
       <w:footerReference w:type="default" r:id="rId10"/>
-      <w:pgSz w:w="12240" w:h="15840"/>
-      <w:pgMar w:top="1008" w:right="1037" w:bottom="936" w:left="1037" w:header="432" w:footer="432" w:gutter="0"/>
+      <w:pgSz w:w="11906" w:h="16838"/>
+      <w:pgMar w:top="935" w:right="935" w:bottom="879" w:left="935" w:header="482" w:footer="482" w:gutter="0"/>
       <w:cols w:space="720"/>
       <w:docGrid w:linePitch="360"/>
     </w:sectPr>
@@ -1650,10 +2344,20 @@
     </w:pPr>
     <w:r>
       <w:rPr>
-        <w:color w:val="5B6A78"/>
+        <w:color w:val="B08124"/>
         <w:sz w:val="16"/>
       </w:rPr>
-      <w:t>© 2026 Legnaro 72</w:t>
+      <w:t xml:space="preserve">© Legnaro 72   ·   </w:t>
+    </w:r>
+    <w:r>
+      <w:rPr>
+        <w:sz w:val="16"/>
+      </w:rPr>
+      <w:fldChar w:fldCharType="begin"/>
+      <w:instrText xml:space="preserve"> PAGE </w:instrText>
+      <w:fldChar w:fldCharType="separate"/>
+      <w:t>1</w:t>
+      <w:fldChar w:fldCharType="end"/>
     </w:r>
   </w:p>
 </w:ftr>
@@ -1662,14 +2366,17 @@
 <file path=word/header1.xml><?xml version="1.0" encoding="utf-8"?>
 <w:hdr xmlns:m="http://schemas.openxmlformats.org/officeDocument/2006/math" xmlns:mc="http://schemas.openxmlformats.org/markup-compatibility/2006" xmlns:mo="http://schemas.microsoft.com/office/mac/office/2008/main" xmlns:mv="urn:schemas-microsoft-com:mac:vml" xmlns:o="urn:schemas-microsoft-com:office:office" xmlns:r="http://schemas.openxmlformats.org/officeDocument/2006/relationships" xmlns:v="urn:schemas-microsoft-com:vml" xmlns:w10="urn:schemas-microsoft-com:office:word" xmlns:w14="http://schemas.microsoft.com/office/word/2010/wordml" xmlns:w="http://schemas.openxmlformats.org/wordprocessingml/2006/main" xmlns:wne="http://schemas.microsoft.com/office/word/2006/wordml" xmlns:wp14="http://schemas.microsoft.com/office/word/2010/wordprocessingDrawing" xmlns:wp="http://schemas.openxmlformats.org/drawingml/2006/wordprocessingDrawing" xmlns:wpc="http://schemas.microsoft.com/office/word/2010/wordprocessingCanvas" xmlns:wpg="http://schemas.microsoft.com/office/word/2010/wordprocessingGroup" xmlns:wpi="http://schemas.microsoft.com/office/word/2010/wordprocessingInk" xmlns:wps="http://schemas.microsoft.com/office/word/2010/wordprocessingShape" mc:Ignorable="w14 wp14">
   <w:p>
-    <w:pPr/>
+    <w:pPr>
+      <w:jc w:val="right"/>
+      <w:shd w:fill="112F53"/>
+    </w:pPr>
     <w:r>
       <w:rPr>
         <w:b/>
-        <w:color w:val="102E55"/>
-        <w:sz w:val="16"/>
-      </w:rPr>
-      <w:t>SUPERBA   /   GUIDA UTENTE</w:t>
+        <w:color w:val="FFFFFF"/>
+        <w:sz w:val="24"/>
+      </w:rPr>
+      <w:t>MANUALE UTENTE</w:t>
     </w:r>
   </w:p>
 </w:hdr>
@@ -2039,12 +2746,12 @@
     <w:qFormat/>
     <w:rsid w:val="00FC693F"/>
     <w:pPr>
-      <w:spacing w:after="180"/>
+      <w:spacing w:after="160" w:line="269" w:lineRule="auto"/>
     </w:pPr>
     <w:rPr>
-      <w:rFonts w:ascii="Segoe UI" w:hAnsi="Segoe UI"/>
-      <w:color w:val="162B44"/>
-      <w:sz w:val="22"/>
+      <w:rFonts w:ascii="Aptos" w:hAnsi="Aptos"/>
+      <w:color w:val="15355B"/>
+      <w:sz w:val="20"/>
     </w:rPr>
   </w:style>
   <w:style w:type="paragraph" w:styleId="Header">
@@ -2102,15 +2809,15 @@
     <w:pPr>
       <w:keepNext/>
       <w:keepLines/>
-      <w:spacing w:before="480" w:after="200"/>
+      <w:spacing w:before="0" w:after="180"/>
       <w:outlineLvl w:val="0"/>
     </w:pPr>
     <w:rPr>
-      <w:rFonts w:asciiTheme="majorHAnsi" w:eastAsiaTheme="majorEastAsia" w:hAnsiTheme="majorHAnsi" w:cstheme="majorBidi" w:ascii="Segoe UI Semibold" w:hAnsi="Segoe UI Semibold"/>
+      <w:rFonts w:asciiTheme="majorHAnsi" w:eastAsiaTheme="majorEastAsia" w:hAnsiTheme="majorHAnsi" w:cstheme="majorBidi" w:ascii="Aptos Display" w:hAnsi="Aptos Display"/>
       <w:b/>
       <w:bCs/>
-      <w:color w:val="000000"/>
-      <w:sz w:val="42"/>
+      <w:color w:val="15355B"/>
+      <w:sz w:val="40"/>
       <w:szCs w:val="28"/>
     </w:rPr>
   </w:style>
@@ -2126,15 +2833,15 @@
     <w:pPr>
       <w:keepNext/>
       <w:keepLines/>
-      <w:spacing w:before="200" w:after="0"/>
+      <w:spacing w:before="0" w:after="180"/>
       <w:outlineLvl w:val="1"/>
     </w:pPr>
     <w:rPr>
-      <w:rFonts w:asciiTheme="majorHAnsi" w:eastAsiaTheme="majorEastAsia" w:hAnsiTheme="majorHAnsi" w:cstheme="majorBidi" w:ascii="Segoe UI Semibold" w:hAnsi="Segoe UI Semibold"/>
+      <w:rFonts w:asciiTheme="majorHAnsi" w:eastAsiaTheme="majorEastAsia" w:hAnsiTheme="majorHAnsi" w:cstheme="majorBidi" w:ascii="Aptos Display" w:hAnsi="Aptos Display"/>
       <w:b/>
       <w:bCs/>
-      <w:color w:val="000000"/>
-      <w:sz w:val="32"/>
+      <w:color w:val="15355B"/>
+      <w:sz w:val="28"/>
       <w:szCs w:val="26"/>
     </w:rPr>
   </w:style>
@@ -2388,15 +3095,19 @@
     <w:qFormat/>
     <w:rsid w:val="00FC693F"/>
     <w:pPr>
-      <w:spacing w:after="300" w:line="240" w:lineRule="auto"/>
+      <w:pBdr>
+        <w:bottom w:val="single" w:sz="8" w:space="4" w:color="4F81BD" w:themeColor="accent1"/>
+      </w:pBdr>
+      <w:spacing w:after="180" w:line="240" w:lineRule="auto" w:before="0"/>
       <w:contextualSpacing/>
     </w:pPr>
     <w:rPr>
-      <w:rFonts w:asciiTheme="majorHAnsi" w:eastAsiaTheme="majorEastAsia" w:hAnsiTheme="majorHAnsi" w:cstheme="majorBidi" w:ascii="Segoe UI Semibold" w:hAnsi="Segoe UI Semibold"/>
-      <w:color w:val="000000"/>
+      <w:rFonts w:asciiTheme="majorHAnsi" w:eastAsiaTheme="majorEastAsia" w:hAnsiTheme="majorHAnsi" w:cstheme="majorBidi" w:ascii="Aptos Display" w:hAnsi="Aptos Display"/>
+      <w:b/>
+      <w:color w:val="15355B"/>
       <w:spacing w:val="5"/>
       <w:kern w:val="28"/>
-      <w:sz w:val="58"/>
+      <w:sz w:val="62"/>
       <w:szCs w:val="52"/>
     </w:rPr>
   </w:style>
@@ -13725,17 +14436,6 @@
         <w:shd w:val="clear" w:color="auto" w:fill="FBCAA2" w:themeFill="accent6" w:themeFillTint="7F"/>
       </w:tcPr>
     </w:tblStylePr>
-  </w:style>
-  <w:style w:type="paragraph" w:customStyle="1" w:styleId="FigureCaption">
-    <w:name w:val="Figure Caption"/>
-    <w:pPr>
-      <w:spacing w:before="80" w:after="240"/>
-    </w:pPr>
-    <w:rPr>
-      <w:rFonts w:ascii="Segoe UI" w:hAnsi="Segoe UI"/>
-      <w:color w:val="5B6A78"/>
-      <w:sz w:val="18"/>
-    </w:rPr>
   </w:style>
 </w:styles>
 </file>
